--- a/RTB/Analisi dei requisiti/Analisi dei requisiti.docx
+++ b/RTB/Analisi dei requisiti/Analisi dei requisiti.docx
@@ -75,16 +75,16 @@
             <wp:extent cx="7552055" cy="10691446"/>
             <wp:effectExtent b="0" l="0" r="0" t="0"/>
             <wp:wrapNone/>
-            <wp:docPr id="28" name="image11.png"/>
+            <wp:docPr id="31" name="image19.png"/>
             <a:graphic>
               <a:graphicData uri="http://schemas.openxmlformats.org/drawingml/2006/picture">
                 <pic:pic>
                   <pic:nvPicPr>
-                    <pic:cNvPr id="0" name="image11.png"/>
+                    <pic:cNvPr id="0" name="image19.png"/>
                     <pic:cNvPicPr preferRelativeResize="0"/>
                   </pic:nvPicPr>
                   <pic:blipFill>
-                    <a:blip r:embed="rId10"/>
+                    <a:blip r:embed="rId8"/>
                     <a:srcRect b="0" l="0" r="0" t="0"/>
                     <a:stretch>
                       <a:fillRect/>
@@ -778,6 +778,121 @@
           </w:tcPr>
           <w:p>
             <w:pPr>
+              <w:jc w:val="center"/>
+              <w:rPr/>
+            </w:pPr>
+            <w:r>
+              <w:rPr>
+                <w:rtl w:val="0"/>
+              </w:rPr>
+              <w:t xml:space="preserve">0.2.1</w:t>
+            </w:r>
+          </w:p>
+        </w:tc>
+        <w:tc>
+          <w:tcPr>
+            <w:tcBorders>
+              <w:left w:color="ad9d95" w:space="0" w:sz="4" w:val="single"/>
+              <w:bottom w:color="ad9d95" w:space="0" w:sz="4" w:val="single"/>
+              <w:right w:color="ad9d95" w:space="0" w:sz="4" w:val="single"/>
+            </w:tcBorders>
+            <w:vAlign w:val="center"/>
+          </w:tcPr>
+          <w:p>
+            <w:pPr>
+              <w:jc w:val="center"/>
+              <w:rPr/>
+            </w:pPr>
+            <w:r>
+              <w:rPr>
+                <w:rtl w:val="0"/>
+              </w:rPr>
+              <w:t xml:space="preserve">16/12/2022</w:t>
+            </w:r>
+          </w:p>
+        </w:tc>
+        <w:tc>
+          <w:tcPr>
+            <w:tcBorders>
+              <w:left w:color="ad9d95" w:space="0" w:sz="4" w:val="single"/>
+              <w:right w:color="ad9d95" w:space="0" w:sz="4" w:val="single"/>
+            </w:tcBorders>
+            <w:vAlign w:val="center"/>
+          </w:tcPr>
+          <w:p>
+            <w:pPr>
+              <w:jc w:val="center"/>
+              <w:rPr/>
+            </w:pPr>
+            <w:r>
+              <w:rPr>
+                <w:rtl w:val="0"/>
+              </w:rPr>
+              <w:t xml:space="preserve">Milo Spadotto</w:t>
+            </w:r>
+          </w:p>
+        </w:tc>
+        <w:tc>
+          <w:tcPr>
+            <w:tcBorders>
+              <w:left w:color="ad9d95" w:space="0" w:sz="4" w:val="single"/>
+              <w:right w:color="ad9d95" w:space="0" w:sz="4" w:val="single"/>
+            </w:tcBorders>
+            <w:vAlign w:val="center"/>
+          </w:tcPr>
+          <w:p>
+            <w:pPr>
+              <w:jc w:val="center"/>
+              <w:rPr/>
+            </w:pPr>
+            <w:r>
+              <w:rPr>
+                <w:rtl w:val="0"/>
+              </w:rPr>
+              <w:t xml:space="preserve">Mircea Plamadeala</w:t>
+            </w:r>
+          </w:p>
+        </w:tc>
+        <w:tc>
+          <w:tcPr>
+            <w:tcBorders>
+              <w:left w:color="ad9d95" w:space="0" w:sz="4" w:val="single"/>
+              <w:bottom w:color="ad9d95" w:space="0" w:sz="4" w:val="single"/>
+              <w:right w:color="ad9d95" w:space="0" w:sz="4" w:val="single"/>
+            </w:tcBorders>
+            <w:vAlign w:val="center"/>
+          </w:tcPr>
+          <w:p>
+            <w:pPr>
+              <w:jc w:val="center"/>
+              <w:rPr/>
+            </w:pPr>
+            <w:r>
+              <w:rPr>
+                <w:rtl w:val="0"/>
+              </w:rPr>
+              <w:t xml:space="preserve">Eliminazione utente Tenant e correzioni varie a seguito di incontro con prof. Cardin</w:t>
+            </w:r>
+          </w:p>
+        </w:tc>
+      </w:tr>
+      <w:tr>
+        <w:trPr>
+          <w:cantSplit w:val="0"/>
+          <w:trHeight w:val="470" w:hRule="atLeast"/>
+          <w:tblHeader w:val="0"/>
+        </w:trPr>
+        <w:tc>
+          <w:tcPr>
+            <w:tcBorders>
+              <w:left w:color="ad9d95" w:space="0" w:sz="4" w:val="single"/>
+              <w:bottom w:color="ad9d95" w:space="0" w:sz="4" w:val="single"/>
+              <w:right w:color="ad9d95" w:space="0" w:sz="4" w:val="single"/>
+            </w:tcBorders>
+            <w:vAlign w:val="center"/>
+          </w:tcPr>
+          <w:p>
+            <w:pPr>
               <w:keepNext w:val="0"/>
               <w:keepLines w:val="0"/>
               <w:widowControl w:val="1"/>
@@ -833,6 +948,7 @@
               <w:rPr>
                 <w:rtl w:val="0"/>
               </w:rPr>
+              <w:t xml:space="preserve">16/12/2022</w:t>
             </w:r>
           </w:p>
         </w:tc>
@@ -1018,13 +1134,57 @@
               <w:rPr>
                 <w:rtl w:val="0"/>
               </w:rPr>
-            </w:r>
-          </w:p>
-        </w:tc>
-        <w:tc>
-          <w:tcPr>
-            <w:tcBorders>
-              <w:left w:color="ad9d95" w:space="0" w:sz="4" w:val="single"/>
+              <w:t xml:space="preserve">15/12/2022</w:t>
+            </w:r>
+          </w:p>
+        </w:tc>
+        <w:tc>
+          <w:tcPr>
+            <w:tcBorders>
+              <w:left w:color="ad9d95" w:space="0" w:sz="4" w:val="single"/>
+              <w:right w:color="ad9d95" w:space="0" w:sz="4" w:val="single"/>
+            </w:tcBorders>
+            <w:vAlign w:val="center"/>
+          </w:tcPr>
+          <w:p>
+            <w:pPr>
+              <w:jc w:val="center"/>
+              <w:rPr/>
+            </w:pPr>
+            <w:r>
+              <w:rPr>
+                <w:rtl w:val="0"/>
+              </w:rPr>
+              <w:t xml:space="preserve">Davide Sgrazzutti</w:t>
+            </w:r>
+          </w:p>
+        </w:tc>
+        <w:tc>
+          <w:tcPr>
+            <w:tcBorders>
+              <w:left w:color="ad9d95" w:space="0" w:sz="4" w:val="single"/>
+              <w:right w:color="ad9d95" w:space="0" w:sz="4" w:val="single"/>
+            </w:tcBorders>
+            <w:vAlign w:val="center"/>
+          </w:tcPr>
+          <w:p>
+            <w:pPr>
+              <w:jc w:val="center"/>
+              <w:rPr/>
+            </w:pPr>
+            <w:r>
+              <w:rPr>
+                <w:rtl w:val="0"/>
+              </w:rPr>
+              <w:t xml:space="preserve">Andrea Meneghello</w:t>
+            </w:r>
+          </w:p>
+        </w:tc>
+        <w:tc>
+          <w:tcPr>
+            <w:tcBorders>
+              <w:left w:color="ad9d95" w:space="0" w:sz="4" w:val="single"/>
+              <w:bottom w:color="ad9d95" w:space="0" w:sz="4" w:val="single"/>
               <w:right w:color="ad9d95" w:space="0" w:sz="4" w:val="single"/>
             </w:tcBorders>
             <w:vAlign w:val="center"/>
@@ -1051,13 +1211,22 @@
               <w:rPr>
                 <w:rtl w:val="0"/>
               </w:rPr>
-            </w:r>
-          </w:p>
-        </w:tc>
-        <w:tc>
-          <w:tcPr>
-            <w:tcBorders>
-              <w:left w:color="ad9d95" w:space="0" w:sz="4" w:val="single"/>
+              <w:t xml:space="preserve">Completamento tabelle e tracciamento requisiti</w:t>
+            </w:r>
+          </w:p>
+        </w:tc>
+      </w:tr>
+      <w:tr>
+        <w:trPr>
+          <w:cantSplit w:val="0"/>
+          <w:trHeight w:val="470" w:hRule="atLeast"/>
+          <w:tblHeader w:val="0"/>
+        </w:trPr>
+        <w:tc>
+          <w:tcPr>
+            <w:tcBorders>
+              <w:left w:color="ad9d95" w:space="0" w:sz="4" w:val="single"/>
+              <w:bottom w:color="ad9d95" w:space="0" w:sz="4" w:val="single"/>
               <w:right w:color="ad9d95" w:space="0" w:sz="4" w:val="single"/>
             </w:tcBorders>
             <w:vAlign w:val="center"/>
@@ -1084,6 +1253,7 @@
               <w:rPr>
                 <w:rtl w:val="0"/>
               </w:rPr>
+              <w:t xml:space="preserve">0.1.8</w:t>
             </w:r>
           </w:p>
         </w:tc>
@@ -1118,83 +1288,6 @@
               <w:rPr>
                 <w:rtl w:val="0"/>
               </w:rPr>
-              <w:t xml:space="preserve">Completamento tabelle e tracciamento requisiti</w:t>
-            </w:r>
-          </w:p>
-        </w:tc>
-      </w:tr>
-      <w:tr>
-        <w:trPr>
-          <w:cantSplit w:val="0"/>
-          <w:trHeight w:val="470" w:hRule="atLeast"/>
-          <w:tblHeader w:val="0"/>
-        </w:trPr>
-        <w:tc>
-          <w:tcPr>
-            <w:tcBorders>
-              <w:left w:color="ad9d95" w:space="0" w:sz="4" w:val="single"/>
-              <w:bottom w:color="ad9d95" w:space="0" w:sz="4" w:val="single"/>
-              <w:right w:color="ad9d95" w:space="0" w:sz="4" w:val="single"/>
-            </w:tcBorders>
-            <w:vAlign w:val="center"/>
-          </w:tcPr>
-          <w:p>
-            <w:pPr>
-              <w:keepNext w:val="0"/>
-              <w:keepLines w:val="0"/>
-              <w:widowControl w:val="1"/>
-              <w:pBdr>
-                <w:top w:space="0" w:sz="0" w:val="nil"/>
-                <w:left w:space="0" w:sz="0" w:val="nil"/>
-                <w:bottom w:space="0" w:sz="0" w:val="nil"/>
-                <w:right w:space="0" w:sz="0" w:val="nil"/>
-                <w:between w:space="0" w:sz="0" w:val="nil"/>
-              </w:pBdr>
-              <w:shd w:fill="auto" w:val="clear"/>
-              <w:spacing w:after="0" w:before="0" w:line="240" w:lineRule="auto"/>
-              <w:ind w:left="0" w:right="0" w:firstLine="0"/>
-              <w:jc w:val="center"/>
-              <w:rPr/>
-            </w:pPr>
-            <w:r>
-              <w:rPr>
-                <w:rtl w:val="0"/>
-              </w:rPr>
-              <w:t xml:space="preserve">0.1.8</w:t>
-            </w:r>
-          </w:p>
-        </w:tc>
-        <w:tc>
-          <w:tcPr>
-            <w:tcBorders>
-              <w:left w:color="ad9d95" w:space="0" w:sz="4" w:val="single"/>
-              <w:bottom w:color="ad9d95" w:space="0" w:sz="4" w:val="single"/>
-              <w:right w:color="ad9d95" w:space="0" w:sz="4" w:val="single"/>
-            </w:tcBorders>
-            <w:vAlign w:val="center"/>
-          </w:tcPr>
-          <w:p>
-            <w:pPr>
-              <w:keepNext w:val="0"/>
-              <w:keepLines w:val="0"/>
-              <w:widowControl w:val="1"/>
-              <w:pBdr>
-                <w:top w:space="0" w:sz="0" w:val="nil"/>
-                <w:left w:space="0" w:sz="0" w:val="nil"/>
-                <w:bottom w:space="0" w:sz="0" w:val="nil"/>
-                <w:right w:space="0" w:sz="0" w:val="nil"/>
-                <w:between w:space="0" w:sz="0" w:val="nil"/>
-              </w:pBdr>
-              <w:shd w:fill="auto" w:val="clear"/>
-              <w:spacing w:after="0" w:before="0" w:line="240" w:lineRule="auto"/>
-              <w:ind w:left="0" w:right="0" w:firstLine="0"/>
-              <w:jc w:val="center"/>
-              <w:rPr/>
-            </w:pPr>
-            <w:r>
-              <w:rPr>
-                <w:rtl w:val="0"/>
-              </w:rPr>
               <w:t xml:space="preserve">14/12/2022</w:t>
             </w:r>
           </w:p>
@@ -1209,27 +1302,14 @@
           </w:tcPr>
           <w:p>
             <w:pPr>
-              <w:keepNext w:val="0"/>
-              <w:keepLines w:val="0"/>
-              <w:widowControl w:val="1"/>
-              <w:pBdr>
-                <w:top w:space="0" w:sz="0" w:val="nil"/>
-                <w:left w:space="0" w:sz="0" w:val="nil"/>
-                <w:bottom w:space="0" w:sz="0" w:val="nil"/>
-                <w:right w:space="0" w:sz="0" w:val="nil"/>
-                <w:between w:space="0" w:sz="0" w:val="nil"/>
-              </w:pBdr>
-              <w:shd w:fill="auto" w:val="clear"/>
-              <w:spacing w:after="0" w:before="0" w:line="240" w:lineRule="auto"/>
-              <w:ind w:left="0" w:right="0" w:firstLine="0"/>
-              <w:jc w:val="center"/>
-              <w:rPr/>
-            </w:pPr>
-            <w:r>
-              <w:rPr>
-                <w:rtl w:val="0"/>
-              </w:rPr>
-              <w:t xml:space="preserve">Davide Sgrazzutti</w:t>
+              <w:jc w:val="center"/>
+              <w:rPr/>
+            </w:pPr>
+            <w:r>
+              <w:rPr>
+                <w:rtl w:val="0"/>
+              </w:rPr>
+              <w:t xml:space="preserve">Mircea Plamadeala</w:t>
             </w:r>
           </w:p>
         </w:tc>
@@ -2796,39 +2876,29 @@
         </w:rPr>
         <w:t xml:space="preserve"> dunque comprensiva di diversi utenti distinti per ruoli e singole funzionalità. In particolare, possiamo dettagliare:</w:t>
       </w:r>
-    </w:p>
-    <w:p>
-      <w:pPr>
-        <w:rPr/>
-      </w:pPr>
-      <w:r>
-        <w:rPr>
-          <w:rtl w:val="0"/>
-        </w:rPr>
-      </w:r>
       <w:r>
         <w:drawing>
-          <wp:anchor allowOverlap="1" behindDoc="0" distB="0" distT="0" distL="0" distR="0" hidden="0" layoutInCell="1" locked="0" relativeHeight="0" simplePos="0">
+          <wp:anchor allowOverlap="1" behindDoc="0" distB="114300" distT="114300" distL="114300" distR="114300" hidden="0" layoutInCell="1" locked="0" relativeHeight="0" simplePos="0">
             <wp:simplePos x="0" y="0"/>
             <wp:positionH relativeFrom="column">
-              <wp:posOffset>5189220</wp:posOffset>
+              <wp:posOffset>4800600</wp:posOffset>
             </wp:positionH>
             <wp:positionV relativeFrom="paragraph">
-              <wp:posOffset>108585</wp:posOffset>
+              <wp:posOffset>581025</wp:posOffset>
             </wp:positionV>
-            <wp:extent cx="557673" cy="859366"/>
+            <wp:extent cx="655768" cy="733425"/>
             <wp:effectExtent b="0" l="0" r="0" t="0"/>
-            <wp:wrapSquare wrapText="bothSides" distB="0" distT="0" distL="0" distR="0"/>
-            <wp:docPr id="30" name="image2.jpg"/>
+            <wp:wrapSquare wrapText="bothSides" distB="114300" distT="114300" distL="114300" distR="114300"/>
+            <wp:docPr id="35" name="image11.jpg"/>
             <a:graphic>
               <a:graphicData uri="http://schemas.openxmlformats.org/drawingml/2006/picture">
                 <pic:pic>
                   <pic:nvPicPr>
-                    <pic:cNvPr id="0" name="image2.jpg"/>
+                    <pic:cNvPr id="0" name="image11.jpg"/>
                     <pic:cNvPicPr preferRelativeResize="0"/>
                   </pic:nvPicPr>
                   <pic:blipFill>
-                    <a:blip r:embed="rId11"/>
+                    <a:blip r:embed="rId9"/>
                     <a:srcRect b="0" l="0" r="0" t="0"/>
                     <a:stretch>
                       <a:fillRect/>
@@ -2837,7 +2907,7 @@
                   <pic:spPr>
                     <a:xfrm>
                       <a:off x="0" y="0"/>
-                      <a:ext cx="557673" cy="859366"/>
+                      <a:ext cx="655768" cy="733425"/>
                     </a:xfrm>
                     <a:prstGeom prst="rect"/>
                     <a:ln/>
@@ -2851,13 +2921,53 @@
     </w:p>
     <w:p>
       <w:pPr>
+        <w:spacing w:line="240" w:lineRule="auto"/>
+        <w:ind w:left="720" w:firstLine="0"/>
+        <w:rPr>
+          <w:sz w:val="2"/>
+          <w:szCs w:val="2"/>
+        </w:rPr>
+      </w:pPr>
+      <w:r>
+        <w:rPr>
+          <w:rtl w:val="0"/>
+        </w:rPr>
+      </w:r>
+    </w:p>
+    <w:p>
+      <w:pPr>
         <w:numPr>
           <w:ilvl w:val="0"/>
           <w:numId w:val="6"/>
         </w:numPr>
+        <w:spacing w:after="0" w:lineRule="auto"/>
         <w:ind w:left="720" w:hanging="360"/>
+      </w:pPr>
+      <w:r>
         <w:rPr>
           <w:b w:val="1"/>
+          <w:rtl w:val="0"/>
+        </w:rPr>
+        <w:t xml:space="preserve">Superadmin</w:t>
+      </w:r>
+      <w:r>
+        <w:rPr>
+          <w:rtl w:val="0"/>
+        </w:rPr>
+        <w:t xml:space="preserve">, che crea il servizio Tenant e ha tutti i permessi di utente amministratore ;</w:t>
+        <w:br w:type="textWrapping"/>
+      </w:r>
+    </w:p>
+    <w:p>
+      <w:pPr>
+        <w:numPr>
+          <w:ilvl w:val="0"/>
+          <w:numId w:val="6"/>
+        </w:numPr>
+        <w:spacing w:after="0" w:afterAutospacing="0"/>
+        <w:ind w:left="720" w:hanging="360"/>
+        <w:rPr>
+          <w:u w:val="none"/>
         </w:rPr>
       </w:pPr>
       <w:r>
@@ -2865,7 +2975,37 @@
           <w:b w:val="1"/>
           <w:rtl w:val="0"/>
         </w:rPr>
-        <w:t xml:space="preserve">Tenant</w:t>
+        <w:t xml:space="preserve">User</w:t>
+      </w:r>
+      <w:r>
+        <w:rPr>
+          <w:rtl w:val="0"/>
+        </w:rPr>
+        <w:t xml:space="preserve">, utente generico che comunica con il servizio collegato al Tenant tramite chiamate all’ API, visualizzando i testi nelle varie lingue richieste ;</w:t>
+      </w:r>
+    </w:p>
+    <w:p>
+      <w:pPr>
+        <w:numPr>
+          <w:ilvl w:val="0"/>
+          <w:numId w:val="6"/>
+        </w:numPr>
+        <w:spacing w:after="0" w:lineRule="auto"/>
+        <w:ind w:left="720" w:hanging="360"/>
+      </w:pPr>
+      <w:r>
+        <w:rPr>
+          <w:b w:val="1"/>
+          <w:rtl w:val="0"/>
+        </w:rPr>
+        <w:t xml:space="preserve">Content </w:t>
+      </w:r>
+      <w:r>
+        <w:rPr>
+          <w:b w:val="1"/>
+          <w:rtl w:val="0"/>
+        </w:rPr>
+        <w:t xml:space="preserve">User</w:t>
       </w:r>
       <w:r>
         <w:rPr>
@@ -2875,52 +3015,48 @@
       </w:r>
       <w:r>
         <w:rPr>
+          <w:rtl w:val="0"/>
+        </w:rPr>
+        <w:t xml:space="preserve"> generalizzazione di User che accede al servizio con privilegio superiore. Può visualizzare il contenuto del Tenant ed effettuare le traduzioni;</w:t>
+      </w:r>
+    </w:p>
+    <w:p>
+      <w:pPr>
+        <w:numPr>
+          <w:ilvl w:val="0"/>
+          <w:numId w:val="6"/>
+        </w:numPr>
+        <w:spacing w:after="0" w:lineRule="auto"/>
+        <w:ind w:left="720" w:hanging="360"/>
+      </w:pPr>
+      <w:r>
+        <w:rPr>
           <w:b w:val="1"/>
           <w:rtl w:val="0"/>
         </w:rPr>
-        <w:t xml:space="preserve"> </w:t>
-      </w:r>
-      <w:sdt>
-        <w:sdtPr>
-          <w:tag w:val="goog_rdk_0"/>
-        </w:sdtPr>
-        <w:sdtContent>
-          <w:commentRangeStart w:id="0"/>
-        </w:sdtContent>
-      </w:sdt>
-      <w:r>
-        <w:rPr>
-          <w:rtl w:val="0"/>
-        </w:rPr>
-        <w:t xml:space="preserve">la piattaforma a cui si accede</w:t>
-      </w:r>
-      <w:commentRangeEnd w:id="0"/>
-      <w:r>
-        <w:commentReference w:id="0"/>
-      </w:r>
-      <w:r>
-        <w:rPr>
-          <w:rtl w:val="0"/>
-        </w:rPr>
-      </w:r>
-    </w:p>
-    <w:p>
-      <w:pPr>
-        <w:spacing w:line="240" w:lineRule="auto"/>
-        <w:ind w:left="720" w:firstLine="0"/>
+        <w:t xml:space="preserve">Admin</w:t>
+      </w:r>
+      <w:r>
+        <w:rPr>
+          <w:rtl w:val="0"/>
+        </w:rPr>
+        <w:t xml:space="preserve">, generalizzazione di Content User che accede al servizio con il privilegio di amministratore. Può gestire e personalizzare il Tenant inserendo testi da tradurre, scegliendo le lingue richieste e creando o revocando l’accesso gli utenti Content User all’interno del singolo Tenant.</w:t>
+      </w:r>
+    </w:p>
+    <w:p>
+      <w:pPr>
+        <w:spacing w:after="0" w:lineRule="auto"/>
         <w:rPr/>
       </w:pPr>
       <w:r>
         <w:rPr>
           <w:rtl w:val="0"/>
         </w:rPr>
-        <w:t xml:space="preserve">Fornisce i testi e le informazioni per la fase di traduzione e gestisce le eccezioni.</w:t>
-      </w:r>
-    </w:p>
-    <w:p>
-      <w:pPr>
-        <w:spacing w:line="240" w:lineRule="auto"/>
-        <w:ind w:left="720" w:firstLine="0"/>
+      </w:r>
+    </w:p>
+    <w:p>
+      <w:pPr>
+        <w:spacing w:after="0" w:lineRule="auto"/>
         <w:rPr/>
       </w:pPr>
       <w:r>
@@ -2928,29 +3064,29 @@
           <w:rtl w:val="0"/>
         </w:rPr>
       </w:r>
-      <w:r>
+    </w:p>
+    <w:p>
+      <w:pPr>
+        <w:spacing w:after="0" w:lineRule="auto"/>
+        <w:jc w:val="center"/>
+        <w:rPr/>
+      </w:pPr>
+      <w:r>
+        <w:rPr/>
         <w:drawing>
-          <wp:anchor allowOverlap="1" behindDoc="0" distB="114300" distT="114300" distL="114300" distR="114300" hidden="0" layoutInCell="1" locked="0" relativeHeight="0" simplePos="0">
-            <wp:simplePos x="0" y="0"/>
-            <wp:positionH relativeFrom="column">
-              <wp:posOffset>5116830</wp:posOffset>
-            </wp:positionH>
-            <wp:positionV relativeFrom="paragraph">
-              <wp:posOffset>179070</wp:posOffset>
-            </wp:positionV>
-            <wp:extent cx="721503" cy="820340"/>
+          <wp:inline distB="114300" distT="114300" distL="114300" distR="114300">
+            <wp:extent cx="3399525" cy="737024"/>
             <wp:effectExtent b="0" l="0" r="0" t="0"/>
-            <wp:wrapSquare wrapText="bothSides" distB="114300" distT="114300" distL="114300" distR="114300"/>
-            <wp:docPr id="29" name="image9.jpg"/>
+            <wp:docPr id="29" name="image16.png"/>
             <a:graphic>
               <a:graphicData uri="http://schemas.openxmlformats.org/drawingml/2006/picture">
                 <pic:pic>
                   <pic:nvPicPr>
-                    <pic:cNvPr id="0" name="image9.jpg"/>
+                    <pic:cNvPr id="0" name="image16.png"/>
                     <pic:cNvPicPr preferRelativeResize="0"/>
                   </pic:nvPicPr>
                   <pic:blipFill>
-                    <a:blip r:embed="rId12"/>
+                    <a:blip r:embed="rId10"/>
                     <a:srcRect b="0" l="0" r="0" t="0"/>
                     <a:stretch>
                       <a:fillRect/>
@@ -2959,7 +3095,7 @@
                   <pic:spPr>
                     <a:xfrm>
                       <a:off x="0" y="0"/>
-                      <a:ext cx="721503" cy="820340"/>
+                      <a:ext cx="3399525" cy="737024"/>
                     </a:xfrm>
                     <a:prstGeom prst="rect"/>
                     <a:ln/>
@@ -2967,31 +3103,13 @@
                 </pic:pic>
               </a:graphicData>
             </a:graphic>
-          </wp:anchor>
+          </wp:inline>
         </w:drawing>
       </w:r>
-    </w:p>
-    <w:p>
-      <w:pPr>
-        <w:numPr>
-          <w:ilvl w:val="0"/>
-          <w:numId w:val="6"/>
-        </w:numPr>
-        <w:spacing w:after="0" w:lineRule="auto"/>
-        <w:ind w:left="720" w:hanging="360"/>
-      </w:pPr>
-      <w:r>
-        <w:rPr>
-          <w:b w:val="1"/>
-          <w:rtl w:val="0"/>
-        </w:rPr>
-        <w:t xml:space="preserve">Superadmin</w:t>
-      </w:r>
-      <w:r>
-        <w:rPr>
-          <w:rtl w:val="0"/>
-        </w:rPr>
-        <w:t xml:space="preserve">, che crea il servizio Tenant e ha tutti i permessi di utente amministratore </w:t>
+      <w:r>
+        <w:rPr>
+          <w:rtl w:val="0"/>
+        </w:rPr>
       </w:r>
     </w:p>
     <w:p>
@@ -3015,175 +3133,11 @@
           <w:rtl w:val="0"/>
         </w:rPr>
       </w:r>
-      <w:r>
-        <w:drawing>
-          <wp:anchor allowOverlap="1" behindDoc="0" distB="0" distT="0" distL="0" distR="0" hidden="0" layoutInCell="1" locked="0" relativeHeight="0" simplePos="0">
-            <wp:simplePos x="0" y="0"/>
-            <wp:positionH relativeFrom="column">
-              <wp:posOffset>1372575</wp:posOffset>
-            </wp:positionH>
-            <wp:positionV relativeFrom="paragraph">
-              <wp:posOffset>85725</wp:posOffset>
-            </wp:positionV>
-            <wp:extent cx="3222398" cy="755741"/>
-            <wp:effectExtent b="0" l="0" r="0" t="0"/>
-            <wp:wrapTopAndBottom distB="0" distT="0"/>
-            <wp:docPr id="27" name="image5.jpg"/>
-            <a:graphic>
-              <a:graphicData uri="http://schemas.openxmlformats.org/drawingml/2006/picture">
-                <pic:pic>
-                  <pic:nvPicPr>
-                    <pic:cNvPr id="0" name="image5.jpg"/>
-                    <pic:cNvPicPr preferRelativeResize="0"/>
-                  </pic:nvPicPr>
-                  <pic:blipFill>
-                    <a:blip r:embed="rId13"/>
-                    <a:srcRect b="0" l="0" r="0" t="0"/>
-                    <a:stretch>
-                      <a:fillRect/>
-                    </a:stretch>
-                  </pic:blipFill>
-                  <pic:spPr>
-                    <a:xfrm>
-                      <a:off x="0" y="0"/>
-                      <a:ext cx="3222398" cy="755741"/>
-                    </a:xfrm>
-                    <a:prstGeom prst="rect"/>
-                    <a:ln/>
-                  </pic:spPr>
-                </pic:pic>
-              </a:graphicData>
-            </a:graphic>
-          </wp:anchor>
-        </w:drawing>
-      </w:r>
     </w:p>
     <w:p>
       <w:pPr>
         <w:spacing w:after="0" w:lineRule="auto"/>
         <w:rPr/>
-      </w:pPr>
-      <w:r>
-        <w:rPr>
-          <w:rtl w:val="0"/>
-        </w:rPr>
-      </w:r>
-    </w:p>
-    <w:p>
-      <w:pPr>
-        <w:numPr>
-          <w:ilvl w:val="0"/>
-          <w:numId w:val="6"/>
-        </w:numPr>
-        <w:spacing w:after="0" w:afterAutospacing="0"/>
-        <w:ind w:left="720" w:hanging="360"/>
-        <w:rPr>
-          <w:u w:val="none"/>
-        </w:rPr>
-      </w:pPr>
-      <w:r>
-        <w:rPr>
-          <w:b w:val="1"/>
-          <w:rtl w:val="0"/>
-        </w:rPr>
-        <w:t xml:space="preserve">User</w:t>
-      </w:r>
-      <w:r>
-        <w:rPr>
-          <w:rtl w:val="0"/>
-        </w:rPr>
-        <w:t xml:space="preserve">, che visualizza il servizio collegato al Tenant e accede, utilizzando lo stesso nella lingua originale o in una lingua tradotta dal sistema;</w:t>
-      </w:r>
-    </w:p>
-    <w:p>
-      <w:pPr>
-        <w:numPr>
-          <w:ilvl w:val="0"/>
-          <w:numId w:val="6"/>
-        </w:numPr>
-        <w:spacing w:after="0" w:lineRule="auto"/>
-        <w:ind w:left="720" w:hanging="360"/>
-      </w:pPr>
-      <w:r>
-        <w:rPr>
-          <w:b w:val="1"/>
-          <w:rtl w:val="0"/>
-        </w:rPr>
-        <w:t xml:space="preserve">Content </w:t>
-      </w:r>
-      <w:r>
-        <w:rPr>
-          <w:b w:val="1"/>
-          <w:rtl w:val="0"/>
-        </w:rPr>
-        <w:t xml:space="preserve">User</w:t>
-      </w:r>
-      <w:r>
-        <w:rPr>
-          <w:rtl w:val="0"/>
-        </w:rPr>
-        <w:t xml:space="preserve">,</w:t>
-      </w:r>
-      <w:r>
-        <w:rPr>
-          <w:rtl w:val="0"/>
-        </w:rPr>
-        <w:t xml:space="preserve"> che visualizza il servizio collegato al Tenant e accede, creando contenuti e traduzioni;</w:t>
-      </w:r>
-    </w:p>
-    <w:p>
-      <w:pPr>
-        <w:numPr>
-          <w:ilvl w:val="0"/>
-          <w:numId w:val="6"/>
-        </w:numPr>
-        <w:spacing w:after="0" w:lineRule="auto"/>
-        <w:ind w:left="720" w:hanging="360"/>
-      </w:pPr>
-      <w:r>
-        <w:rPr>
-          <w:b w:val="1"/>
-          <w:rtl w:val="0"/>
-        </w:rPr>
-        <w:t xml:space="preserve">Admin</w:t>
-      </w:r>
-      <w:r>
-        <w:rPr>
-          <w:rtl w:val="0"/>
-        </w:rPr>
-        <w:t xml:space="preserve">, che visualizza il servizio collegato al Tenant e accede, occupandosi di gestire tutto ciò che riguarda la parte amministrativa/gestionale del Tenant;</w:t>
-      </w:r>
-    </w:p>
-    <w:p>
-      <w:pPr>
-        <w:keepNext w:val="0"/>
-        <w:keepLines w:val="0"/>
-        <w:pageBreakBefore w:val="0"/>
-        <w:widowControl w:val="1"/>
-        <w:pBdr>
-          <w:top w:space="0" w:sz="0" w:val="nil"/>
-          <w:left w:space="0" w:sz="0" w:val="nil"/>
-          <w:bottom w:space="0" w:sz="0" w:val="nil"/>
-          <w:right w:space="0" w:sz="0" w:val="nil"/>
-          <w:between w:space="0" w:sz="0" w:val="nil"/>
-        </w:pBdr>
-        <w:shd w:fill="auto" w:val="clear"/>
-        <w:spacing w:after="0" w:before="0" w:line="259" w:lineRule="auto"/>
-        <w:ind w:left="0" w:right="0" w:firstLine="0"/>
-        <w:jc w:val="left"/>
-        <w:rPr>
-          <w:rFonts w:ascii="Calibri" w:cs="Calibri" w:eastAsia="Calibri" w:hAnsi="Calibri"/>
-          <w:b w:val="0"/>
-          <w:i w:val="0"/>
-          <w:smallCaps w:val="0"/>
-          <w:strike w:val="0"/>
-          <w:color w:val="000000"/>
-          <w:sz w:val="22"/>
-          <w:szCs w:val="22"/>
-          <w:u w:val="none"/>
-          <w:shd w:fill="auto" w:val="clear"/>
-          <w:vertAlign w:val="baseline"/>
-        </w:rPr>
       </w:pPr>
       <w:r>
         <w:rPr>
@@ -3220,24 +3174,6 @@
           <w:rtl w:val="0"/>
         </w:rPr>
         <w:t xml:space="preserve">Al fine di evitare incomprensioni relative alla terminologia usata all’interno del documento, viene fornito un Glossario nel file apposito, tale da non avere terminologie ambigue nell’attività progettuale individuata e dandone una definizione precisa. Ogni termine avrà nel documento una lettera G come apice, per meglio evidenziare la loro appartenenza al documento indicato.</w:t>
-      </w:r>
-    </w:p>
-    <w:p>
-      <w:pPr>
-        <w:pStyle w:val="Heading2"/>
-        <w:spacing w:after="0" w:lineRule="auto"/>
-        <w:ind w:left="720" w:firstLine="0"/>
-        <w:rPr/>
-      </w:pPr>
-      <w:bookmarkStart w:colFirst="0" w:colLast="0" w:name="_heading=h.hpmp15dtj21l" w:id="4"/>
-      <w:bookmarkEnd w:id="4"/>
-      <w:r>
-        <w:br w:type="page"/>
-      </w:r>
-      <w:r>
-        <w:rPr>
-          <w:rtl w:val="0"/>
-        </w:rPr>
       </w:r>
     </w:p>
     <w:p>
@@ -3251,8 +3187,8 @@
         <w:ind w:left="720"/>
         <w:rPr/>
       </w:pPr>
-      <w:bookmarkStart w:colFirst="0" w:colLast="0" w:name="_heading=h.suwnhllz2j66" w:id="5"/>
-      <w:bookmarkEnd w:id="5"/>
+      <w:bookmarkStart w:colFirst="0" w:colLast="0" w:name="_heading=h.suwnhllz2j66" w:id="4"/>
+      <w:bookmarkEnd w:id="4"/>
       <w:r>
         <w:rPr>
           <w:vertAlign w:val="baseline"/>
@@ -3271,8 +3207,8 @@
         <w:ind w:left="720"/>
         <w:rPr/>
       </w:pPr>
-      <w:bookmarkStart w:colFirst="0" w:colLast="0" w:name="_heading=h.2ev4gl78hjwk" w:id="6"/>
-      <w:bookmarkEnd w:id="6"/>
+      <w:bookmarkStart w:colFirst="0" w:colLast="0" w:name="_heading=h.2ev4gl78hjwk" w:id="5"/>
+      <w:bookmarkEnd w:id="5"/>
       <w:r>
         <w:rPr>
           <w:vertAlign w:val="baseline"/>
@@ -3319,7 +3255,7 @@
         <w:ind w:left="720" w:firstLine="0"/>
         <w:rPr/>
       </w:pPr>
-      <w:hyperlink r:id="rId14">
+      <w:hyperlink r:id="rId11">
         <w:r>
           <w:rPr>
             <w:color w:val="0563c1"/>
@@ -3379,7 +3315,7 @@
         <w:ind w:left="720" w:firstLine="0"/>
         <w:rPr/>
       </w:pPr>
-      <w:hyperlink r:id="rId15">
+      <w:hyperlink r:id="rId12">
         <w:r>
           <w:rPr>
             <w:color w:val="1155cc"/>
@@ -3410,8 +3346,8 @@
         </w:numPr>
         <w:ind w:left="720"/>
       </w:pPr>
-      <w:bookmarkStart w:colFirst="0" w:colLast="0" w:name="_heading=h.x63fc8g20m4t" w:id="7"/>
-      <w:bookmarkEnd w:id="7"/>
+      <w:bookmarkStart w:colFirst="0" w:colLast="0" w:name="_heading=h.x63fc8g20m4t" w:id="6"/>
+      <w:bookmarkEnd w:id="6"/>
       <w:r>
         <w:rPr>
           <w:rtl w:val="0"/>
@@ -3442,7 +3378,7 @@
         </w:rPr>
         <w:t xml:space="preserve">Slide T07 del corso di Ingegneria del Software - Analisi dei requisiti: </w:t>
       </w:r>
-      <w:hyperlink r:id="rId16">
+      <w:hyperlink r:id="rId13">
         <w:r>
           <w:rPr>
             <w:color w:val="0563c1"/>
@@ -3473,7 +3409,7 @@
           <w:u w:val="none"/>
         </w:rPr>
       </w:pPr>
-      <w:hyperlink r:id="rId17">
+      <w:hyperlink r:id="rId14">
         <w:r>
           <w:rPr>
             <w:rtl w:val="0"/>
@@ -3481,7 +3417,7 @@
           <w:t xml:space="preserve">Progettazione e programmazione: Diagrammi delle classi </w:t>
         </w:r>
       </w:hyperlink>
-      <w:hyperlink r:id="rId18">
+      <w:hyperlink r:id="rId15">
         <w:r>
           <w:rPr>
             <w:color w:val="0563c1"/>
@@ -3513,7 +3449,7 @@
           <w:u w:val="none"/>
         </w:rPr>
       </w:pPr>
-      <w:hyperlink r:id="rId19">
+      <w:hyperlink r:id="rId16">
         <w:r>
           <w:rPr>
             <w:rtl w:val="0"/>
@@ -3538,7 +3474,7 @@
           <w:u w:val="none"/>
         </w:rPr>
       </w:pPr>
-      <w:hyperlink r:id="rId20">
+      <w:hyperlink r:id="rId17">
         <w:r>
           <w:rPr>
             <w:color w:val="0563c1"/>
@@ -3573,8 +3509,8 @@
           <w:vertAlign w:val="baseline"/>
         </w:rPr>
       </w:pPr>
-      <w:bookmarkStart w:colFirst="0" w:colLast="0" w:name="_heading=h.qjhueralyp9a" w:id="8"/>
-      <w:bookmarkEnd w:id="8"/>
+      <w:bookmarkStart w:colFirst="0" w:colLast="0" w:name="_heading=h.qjhueralyp9a" w:id="7"/>
+      <w:bookmarkEnd w:id="7"/>
       <w:r>
         <w:rPr>
           <w:rtl w:val="0"/>
@@ -3599,8 +3535,8 @@
         <w:spacing w:line="276" w:lineRule="auto"/>
         <w:rPr/>
       </w:pPr>
-      <w:bookmarkStart w:colFirst="0" w:colLast="0" w:name="_heading=h.e833caeyjz93" w:id="9"/>
-      <w:bookmarkEnd w:id="9"/>
+      <w:bookmarkStart w:colFirst="0" w:colLast="0" w:name="_heading=h.e833caeyjz93" w:id="8"/>
+      <w:bookmarkEnd w:id="8"/>
       <w:r>
         <w:rPr>
           <w:rtl w:val="0"/>
@@ -3638,8 +3574,8 @@
           <w:szCs w:val="48"/>
         </w:rPr>
       </w:pPr>
-      <w:bookmarkStart w:colFirst="0" w:colLast="0" w:name="_heading=h.eing7paoysoe" w:id="10"/>
-      <w:bookmarkEnd w:id="10"/>
+      <w:bookmarkStart w:colFirst="0" w:colLast="0" w:name="_heading=h.eing7paoysoe" w:id="9"/>
+      <w:bookmarkEnd w:id="9"/>
       <w:r>
         <w:rPr>
           <w:sz w:val="48"/>
@@ -3657,8 +3593,8 @@
         <w:spacing w:line="276" w:lineRule="auto"/>
         <w:rPr/>
       </w:pPr>
-      <w:bookmarkStart w:colFirst="0" w:colLast="0" w:name="_heading=h.vttnam2hsbe8" w:id="11"/>
-      <w:bookmarkEnd w:id="11"/>
+      <w:bookmarkStart w:colFirst="0" w:colLast="0" w:name="_heading=h.vttnam2hsbe8" w:id="10"/>
+      <w:bookmarkEnd w:id="10"/>
       <w:r>
         <w:rPr>
           <w:rtl w:val="0"/>
@@ -3687,10 +3623,53 @@
       </w:pPr>
       <w:r>
         <w:rPr>
+          <w:rtl w:val="0"/>
+        </w:rPr>
+      </w:r>
+    </w:p>
+    <w:p>
+      <w:pPr>
+        <w:jc w:val="center"/>
+        <w:rPr>
           <w:u w:val="single"/>
-          <w:rtl w:val="0"/>
-        </w:rPr>
-        <w:t xml:space="preserve">(inserire grafico attori e singoli tipi qui)</w:t>
+        </w:rPr>
+      </w:pPr>
+      <w:r>
+        <w:rPr>
+          <w:u w:val="single"/>
+        </w:rPr>
+        <w:drawing>
+          <wp:inline distB="114300" distT="114300" distL="114300" distR="114300">
+            <wp:extent cx="2956613" cy="1456132"/>
+            <wp:effectExtent b="0" l="0" r="0" t="0"/>
+            <wp:docPr id="34" name="image9.png"/>
+            <a:graphic>
+              <a:graphicData uri="http://schemas.openxmlformats.org/drawingml/2006/picture">
+                <pic:pic>
+                  <pic:nvPicPr>
+                    <pic:cNvPr id="0" name="image9.png"/>
+                    <pic:cNvPicPr preferRelativeResize="0"/>
+                  </pic:nvPicPr>
+                  <pic:blipFill>
+                    <a:blip r:embed="rId18"/>
+                    <a:srcRect b="0" l="0" r="0" t="0"/>
+                    <a:stretch>
+                      <a:fillRect/>
+                    </a:stretch>
+                  </pic:blipFill>
+                  <pic:spPr>
+                    <a:xfrm>
+                      <a:off x="0" y="0"/>
+                      <a:ext cx="2956613" cy="1456132"/>
+                    </a:xfrm>
+                    <a:prstGeom prst="rect"/>
+                    <a:ln/>
+                  </pic:spPr>
+                </pic:pic>
+              </a:graphicData>
+            </a:graphic>
+          </wp:inline>
+        </w:drawing>
       </w:r>
       <w:r>
         <w:rPr>
@@ -3704,29 +3683,82 @@
         <w:spacing w:after="0" w:line="240" w:lineRule="auto"/>
         <w:rPr/>
       </w:pPr>
-      <w:bookmarkStart w:colFirst="0" w:colLast="0" w:name="_heading=h.2ct7zn1d0668" w:id="12"/>
+      <w:bookmarkStart w:colFirst="0" w:colLast="0" w:name="_heading=h.2ct7zn1d0668" w:id="11"/>
+      <w:bookmarkEnd w:id="11"/>
+      <w:r>
+        <w:rPr>
+          <w:rtl w:val="0"/>
+        </w:rPr>
+        <w:t xml:space="preserve">UC1 –</w:t>
+      </w:r>
+      <w:r>
+        <w:rPr>
+          <w:rtl w:val="0"/>
+        </w:rPr>
+        <w:t xml:space="preserve"> Creazione del Tenant</w:t>
+      </w:r>
+    </w:p>
+    <w:p>
+      <w:pPr>
+        <w:pStyle w:val="Heading2"/>
+        <w:spacing w:after="0" w:line="240" w:lineRule="auto"/>
+        <w:jc w:val="center"/>
+        <w:rPr>
+          <w:b w:val="0"/>
+          <w:sz w:val="22"/>
+          <w:szCs w:val="22"/>
+        </w:rPr>
+      </w:pPr>
+      <w:bookmarkStart w:colFirst="0" w:colLast="0" w:name="_heading=h.1vbqucbds36l" w:id="12"/>
       <w:bookmarkEnd w:id="12"/>
       <w:r>
         <w:rPr>
-          <w:rtl w:val="0"/>
-        </w:rPr>
-        <w:t xml:space="preserve">UC1 –</w:t>
-      </w:r>
-      <w:r>
-        <w:rPr>
-          <w:rtl w:val="0"/>
-        </w:rPr>
-        <w:t xml:space="preserve"> Creazione del Tenant</w:t>
-      </w:r>
-    </w:p>
-    <w:p>
-      <w:pPr>
-        <w:spacing w:after="0" w:before="0" w:line="240" w:lineRule="auto"/>
-        <w:rPr>
-          <w:i w:val="1"/>
-          <w:sz w:val="24"/>
-          <w:szCs w:val="24"/>
-        </w:rPr>
+          <w:b w:val="0"/>
+          <w:sz w:val="22"/>
+          <w:szCs w:val="22"/>
+        </w:rPr>
+        <w:drawing>
+          <wp:inline distB="114300" distT="114300" distL="114300" distR="114300">
+            <wp:extent cx="4884990" cy="1314821"/>
+            <wp:effectExtent b="0" l="0" r="0" t="0"/>
+            <wp:docPr id="32" name="image3.png"/>
+            <a:graphic>
+              <a:graphicData uri="http://schemas.openxmlformats.org/drawingml/2006/picture">
+                <pic:pic>
+                  <pic:nvPicPr>
+                    <pic:cNvPr id="0" name="image3.png"/>
+                    <pic:cNvPicPr preferRelativeResize="0"/>
+                  </pic:nvPicPr>
+                  <pic:blipFill>
+                    <a:blip r:embed="rId19"/>
+                    <a:srcRect b="0" l="0" r="0" t="0"/>
+                    <a:stretch>
+                      <a:fillRect/>
+                    </a:stretch>
+                  </pic:blipFill>
+                  <pic:spPr>
+                    <a:xfrm>
+                      <a:off x="0" y="0"/>
+                      <a:ext cx="4884990" cy="1314821"/>
+                    </a:xfrm>
+                    <a:prstGeom prst="rect"/>
+                    <a:ln/>
+                  </pic:spPr>
+                </pic:pic>
+              </a:graphicData>
+            </a:graphic>
+          </wp:inline>
+        </w:drawing>
+      </w:r>
+      <w:r>
+        <w:rPr>
+          <w:rtl w:val="0"/>
+        </w:rPr>
+      </w:r>
+    </w:p>
+    <w:p>
+      <w:pPr>
+        <w:rPr/>
       </w:pPr>
       <w:r>
         <w:rPr>
@@ -4042,7 +4074,9 @@
       <w:pPr>
         <w:spacing w:after="0" w:line="240" w:lineRule="auto"/>
         <w:ind w:left="1080" w:hanging="360"/>
-        <w:rPr/>
+        <w:rPr>
+          <w:i w:val="1"/>
+        </w:rPr>
       </w:pPr>
       <w:r>
         <w:rPr>
@@ -4077,14 +4111,6 @@
         </w:rPr>
         <w:t xml:space="preserve">Se la creazione del nuovo Tenant fallisce allora viene mostrato un messaggio di errore e una scelta di possibili soluzioni</w:t>
       </w:r>
-    </w:p>
-    <w:p>
-      <w:pPr>
-        <w:spacing w:after="0" w:before="0" w:line="240" w:lineRule="auto"/>
-        <w:rPr>
-          <w:i w:val="1"/>
-        </w:rPr>
-      </w:pPr>
       <w:r>
         <w:rPr>
           <w:rtl w:val="0"/>
@@ -4103,7 +4129,69 @@
         <w:rPr>
           <w:rtl w:val="0"/>
         </w:rPr>
-        <w:t xml:space="preserve">UC2 – Accesso utenti al Tenant</w:t>
+        <w:t xml:space="preserve">UC2 – Autenticazione</w:t>
+      </w:r>
+    </w:p>
+    <w:p>
+      <w:pPr>
+        <w:rPr/>
+      </w:pPr>
+      <w:r>
+        <w:rPr>
+          <w:rtl w:val="0"/>
+        </w:rPr>
+      </w:r>
+    </w:p>
+    <w:p>
+      <w:pPr>
+        <w:jc w:val="center"/>
+        <w:rPr>
+          <w:sz w:val="2"/>
+          <w:szCs w:val="2"/>
+        </w:rPr>
+      </w:pPr>
+      <w:r>
+        <w:rPr>
+          <w:sz w:val="2"/>
+          <w:szCs w:val="2"/>
+        </w:rPr>
+        <w:drawing>
+          <wp:inline distB="114300" distT="114300" distL="114300" distR="114300">
+            <wp:extent cx="4427124" cy="2579281"/>
+            <wp:effectExtent b="0" l="0" r="0" t="0"/>
+            <wp:docPr id="38" name="image4.png"/>
+            <a:graphic>
+              <a:graphicData uri="http://schemas.openxmlformats.org/drawingml/2006/picture">
+                <pic:pic>
+                  <pic:nvPicPr>
+                    <pic:cNvPr id="0" name="image4.png"/>
+                    <pic:cNvPicPr preferRelativeResize="0"/>
+                  </pic:nvPicPr>
+                  <pic:blipFill>
+                    <a:blip r:embed="rId20"/>
+                    <a:srcRect b="0" l="0" r="0" t="0"/>
+                    <a:stretch>
+                      <a:fillRect/>
+                    </a:stretch>
+                  </pic:blipFill>
+                  <pic:spPr>
+                    <a:xfrm>
+                      <a:off x="0" y="0"/>
+                      <a:ext cx="4427124" cy="2579281"/>
+                    </a:xfrm>
+                    <a:prstGeom prst="rect"/>
+                    <a:ln/>
+                  </pic:spPr>
+                </pic:pic>
+              </a:graphicData>
+            </a:graphic>
+          </wp:inline>
+        </w:drawing>
+      </w:r>
+      <w:r>
+        <w:rPr>
+          <w:rtl w:val="0"/>
+        </w:rPr>
       </w:r>
     </w:p>
     <w:p>
@@ -4166,26 +4254,14 @@
     </w:p>
     <w:p>
       <w:pPr>
-        <w:numPr>
-          <w:ilvl w:val="0"/>
-          <w:numId w:val="20"/>
-        </w:numPr>
         <w:spacing w:after="0" w:before="0" w:line="240" w:lineRule="auto"/>
-        <w:ind w:left="720" w:hanging="360"/>
+        <w:ind w:left="0" w:firstLine="0"/>
         <w:rPr/>
       </w:pPr>
       <w:r>
         <w:rPr>
-          <w:rFonts w:ascii="Times New Roman" w:cs="Times New Roman" w:eastAsia="Times New Roman" w:hAnsi="Times New Roman"/>
-          <w:rtl w:val="0"/>
-        </w:rPr>
-        <w:t xml:space="preserve"> </w:t>
-      </w:r>
-      <w:r>
-        <w:rPr>
-          <w:rtl w:val="0"/>
-        </w:rPr>
-        <w:t xml:space="preserve">Content User</w:t>
+          <w:rtl w:val="0"/>
+        </w:rPr>
       </w:r>
     </w:p>
     <w:p>
@@ -4252,6 +4328,19 @@
           <w:rtl w:val="0"/>
         </w:rPr>
         <w:t xml:space="preserve">L’utente è registrato nel Tenant (UC2)</w:t>
+      </w:r>
+    </w:p>
+    <w:p>
+      <w:pPr>
+        <w:spacing w:after="0" w:before="0" w:line="240" w:lineRule="auto"/>
+        <w:rPr>
+          <w:i w:val="1"/>
+        </w:rPr>
+      </w:pPr>
+      <w:r>
+        <w:rPr>
+          <w:rtl w:val="0"/>
+        </w:rPr>
       </w:r>
     </w:p>
     <w:p>
@@ -4315,6 +4404,32 @@
       </w:pPr>
       <w:r>
         <w:rPr>
+          <w:rtl w:val="0"/>
+        </w:rPr>
+      </w:r>
+    </w:p>
+    <w:p>
+      <w:pPr>
+        <w:spacing w:after="0" w:before="0" w:line="240" w:lineRule="auto"/>
+        <w:rPr>
+          <w:i w:val="1"/>
+        </w:rPr>
+      </w:pPr>
+      <w:r>
+        <w:rPr>
+          <w:rtl w:val="0"/>
+        </w:rPr>
+      </w:r>
+    </w:p>
+    <w:p>
+      <w:pPr>
+        <w:spacing w:after="0" w:before="0" w:line="240" w:lineRule="auto"/>
+        <w:rPr>
+          <w:i w:val="1"/>
+        </w:rPr>
+      </w:pPr>
+      <w:r>
+        <w:rPr>
           <w:i w:val="1"/>
           <w:rtl w:val="0"/>
         </w:rPr>
@@ -4335,7 +4450,7 @@
         <w:rPr>
           <w:rtl w:val="0"/>
         </w:rPr>
-        <w:t xml:space="preserve">Admin, Content User, User:      </w:t>
+        <w:t xml:space="preserve">Lo User:  </w:t>
         <w:tab/>
       </w:r>
     </w:p>
@@ -4478,13 +4593,51 @@
     </w:p>
     <w:p>
       <w:pPr>
-        <w:spacing w:after="0" w:before="0" w:lineRule="auto"/>
+        <w:jc w:val="center"/>
         <w:rPr>
           <w:i w:val="1"/>
-          <w:sz w:val="24"/>
-          <w:szCs w:val="24"/>
-        </w:rPr>
-      </w:pPr>
+          <w:sz w:val="2"/>
+          <w:szCs w:val="2"/>
+        </w:rPr>
+      </w:pPr>
+      <w:r>
+        <w:rPr>
+          <w:sz w:val="2"/>
+          <w:szCs w:val="2"/>
+        </w:rPr>
+        <w:drawing>
+          <wp:inline distB="114300" distT="114300" distL="114300" distR="114300">
+            <wp:extent cx="4804463" cy="5415940"/>
+            <wp:effectExtent b="0" l="0" r="0" t="0"/>
+            <wp:docPr id="37" name="image5.png"/>
+            <a:graphic>
+              <a:graphicData uri="http://schemas.openxmlformats.org/drawingml/2006/picture">
+                <pic:pic>
+                  <pic:nvPicPr>
+                    <pic:cNvPr id="0" name="image5.png"/>
+                    <pic:cNvPicPr preferRelativeResize="0"/>
+                  </pic:nvPicPr>
+                  <pic:blipFill>
+                    <a:blip r:embed="rId21"/>
+                    <a:srcRect b="0" l="0" r="0" t="0"/>
+                    <a:stretch>
+                      <a:fillRect/>
+                    </a:stretch>
+                  </pic:blipFill>
+                  <pic:spPr>
+                    <a:xfrm>
+                      <a:off x="0" y="0"/>
+                      <a:ext cx="4804463" cy="5415940"/>
+                    </a:xfrm>
+                    <a:prstGeom prst="rect"/>
+                    <a:ln/>
+                  </pic:spPr>
+                </pic:pic>
+              </a:graphicData>
+            </a:graphic>
+          </wp:inline>
+        </w:drawing>
+      </w:r>
       <w:r>
         <w:rPr>
           <w:rtl w:val="0"/>
@@ -4608,6 +4761,19 @@
           <w:rtl w:val="0"/>
         </w:rPr>
         <w:t xml:space="preserve">L’utente accede al Tenant (UC3)</w:t>
+      </w:r>
+    </w:p>
+    <w:p>
+      <w:pPr>
+        <w:spacing w:after="0" w:before="0" w:lineRule="auto"/>
+        <w:rPr>
+          <w:i w:val="1"/>
+        </w:rPr>
+      </w:pPr>
+      <w:r>
+        <w:rPr>
+          <w:rtl w:val="0"/>
+        </w:rPr>
       </w:r>
     </w:p>
     <w:p>
@@ -5203,10 +5369,27 @@
       <w:bookmarkStart w:colFirst="0" w:colLast="0" w:name="_heading=h.l9rtysjjzf3s" w:id="16"/>
       <w:bookmarkEnd w:id="16"/>
       <w:r>
-        <w:rPr>
-          <w:rtl w:val="0"/>
-        </w:rPr>
-        <w:t xml:space="preserve">UC3.2 – Registrazione utenti al Tenant</w:t>
+        <w:br w:type="page"/>
+      </w:r>
+      <w:r>
+        <w:rPr>
+          <w:rtl w:val="0"/>
+        </w:rPr>
+      </w:r>
+    </w:p>
+    <w:p>
+      <w:pPr>
+        <w:pStyle w:val="Heading3"/>
+        <w:spacing w:after="0" w:line="240" w:lineRule="auto"/>
+        <w:rPr/>
+      </w:pPr>
+      <w:bookmarkStart w:colFirst="0" w:colLast="0" w:name="_heading=h.dajmhle6jmm6" w:id="17"/>
+      <w:bookmarkEnd w:id="17"/>
+      <w:r>
+        <w:rPr>
+          <w:rtl w:val="0"/>
+        </w:rPr>
+        <w:t xml:space="preserve">UC3.2 – Registrazione utente nel Tenant</w:t>
       </w:r>
     </w:p>
     <w:p>
@@ -5556,39 +5739,6 @@
         <w:pStyle w:val="Heading3"/>
         <w:rPr/>
       </w:pPr>
-      <w:bookmarkStart w:colFirst="0" w:colLast="0" w:name="_heading=h.101r00rzaver" w:id="17"/>
-      <w:bookmarkEnd w:id="17"/>
-      <w:r>
-        <w:rPr>
-          <w:rtl w:val="0"/>
-        </w:rPr>
-      </w:r>
-    </w:p>
-    <w:p>
-      <w:pPr>
-        <w:rPr/>
-      </w:pPr>
-      <w:r>
-        <w:rPr>
-          <w:rtl w:val="0"/>
-        </w:rPr>
-      </w:r>
-    </w:p>
-    <w:p>
-      <w:pPr>
-        <w:rPr/>
-      </w:pPr>
-      <w:r>
-        <w:rPr>
-          <w:rtl w:val="0"/>
-        </w:rPr>
-      </w:r>
-    </w:p>
-    <w:p>
-      <w:pPr>
-        <w:pStyle w:val="Heading3"/>
-        <w:rPr/>
-      </w:pPr>
       <w:bookmarkStart w:colFirst="0" w:colLast="0" w:name="_heading=h.nd0v1cw5tg0v" w:id="18"/>
       <w:bookmarkEnd w:id="18"/>
       <w:r>
@@ -5859,6 +6009,22 @@
       <w:bookmarkStart w:colFirst="0" w:colLast="0" w:name="_heading=h.qhcouwg5xxfa" w:id="19"/>
       <w:bookmarkEnd w:id="19"/>
       <w:r>
+        <w:br w:type="page"/>
+      </w:r>
+      <w:r>
+        <w:rPr>
+          <w:rtl w:val="0"/>
+        </w:rPr>
+      </w:r>
+    </w:p>
+    <w:p>
+      <w:pPr>
+        <w:pStyle w:val="Heading3"/>
+        <w:rPr/>
+      </w:pPr>
+      <w:bookmarkStart w:colFirst="0" w:colLast="0" w:name="_heading=h.j296m94tmlh0" w:id="20"/>
+      <w:bookmarkEnd w:id="20"/>
+      <w:r>
         <w:rPr>
           <w:rtl w:val="0"/>
         </w:rPr>
@@ -6137,8 +6303,8 @@
         <w:spacing w:after="0" w:lineRule="auto"/>
         <w:rPr/>
       </w:pPr>
-      <w:bookmarkStart w:colFirst="0" w:colLast="0" w:name="_heading=h.8zleei97wyfk" w:id="20"/>
-      <w:bookmarkEnd w:id="20"/>
+      <w:bookmarkStart w:colFirst="0" w:colLast="0" w:name="_heading=h.8zleei97wyfk" w:id="21"/>
+      <w:bookmarkEnd w:id="21"/>
       <w:r>
         <w:rPr>
           <w:rtl w:val="0"/>
@@ -6516,8 +6682,8 @@
         <w:spacing w:after="0" w:lineRule="auto"/>
         <w:rPr/>
       </w:pPr>
-      <w:bookmarkStart w:colFirst="0" w:colLast="0" w:name="_heading=h.3g9qz1kb5roc" w:id="21"/>
-      <w:bookmarkEnd w:id="21"/>
+      <w:bookmarkStart w:colFirst="0" w:colLast="0" w:name="_heading=h.3g9qz1kb5roc" w:id="22"/>
+      <w:bookmarkEnd w:id="22"/>
       <w:r>
         <w:rPr>
           <w:rtl w:val="0"/>
@@ -6853,8 +7019,8 @@
         <w:spacing w:after="0" w:lineRule="auto"/>
         <w:rPr/>
       </w:pPr>
-      <w:bookmarkStart w:colFirst="0" w:colLast="0" w:name="_heading=h.ago0iso7nws9" w:id="22"/>
-      <w:bookmarkEnd w:id="22"/>
+      <w:bookmarkStart w:colFirst="0" w:colLast="0" w:name="_heading=h.ago0iso7nws9" w:id="23"/>
+      <w:bookmarkEnd w:id="23"/>
       <w:r>
         <w:rPr>
           <w:rtl w:val="0"/>
@@ -7188,25 +7354,41 @@
         <w:pStyle w:val="Heading3"/>
         <w:rPr/>
       </w:pPr>
-      <w:bookmarkStart w:colFirst="0" w:colLast="0" w:name="_heading=h.pp0l0al7p65e" w:id="23"/>
-      <w:bookmarkEnd w:id="23"/>
-      <w:r>
-        <w:rPr>
-          <w:rtl w:val="0"/>
-        </w:rPr>
-        <w:t xml:space="preserve">UC3.8 – Eliminazione/revoca permessi </w:t>
-      </w:r>
-      <w:r>
-        <w:rPr>
-          <w:rtl w:val="0"/>
-        </w:rPr>
-        <w:t xml:space="preserve">d’accesso</w:t>
-      </w:r>
-      <w:r>
-        <w:rPr>
-          <w:rtl w:val="0"/>
-        </w:rPr>
-        <w:t xml:space="preserve"> utente</w:t>
+      <w:bookmarkStart w:colFirst="0" w:colLast="0" w:name="_heading=h.pp0l0al7p65e" w:id="24"/>
+      <w:bookmarkEnd w:id="24"/>
+      <w:r>
+        <w:br w:type="page"/>
+      </w:r>
+      <w:r>
+        <w:rPr>
+          <w:rtl w:val="0"/>
+        </w:rPr>
+      </w:r>
+    </w:p>
+    <w:p>
+      <w:pPr>
+        <w:pStyle w:val="Heading3"/>
+        <w:rPr/>
+      </w:pPr>
+      <w:bookmarkStart w:colFirst="0" w:colLast="0" w:name="_heading=h.wnbr00qeavzg" w:id="25"/>
+      <w:bookmarkEnd w:id="25"/>
+      <w:r>
+        <w:rPr>
+          <w:rtl w:val="0"/>
+        </w:rPr>
+        <w:t xml:space="preserve">UC3.8 – Eliminazione </w:t>
+      </w:r>
+      <w:r>
+        <w:rPr>
+          <w:rtl w:val="0"/>
+        </w:rPr>
+        <w:t xml:space="preserve">accesso</w:t>
+      </w:r>
+      <w:r>
+        <w:rPr>
+          <w:rtl w:val="0"/>
+        </w:rPr>
+        <w:t xml:space="preserve"> utente dal Tenant</w:t>
       </w:r>
     </w:p>
     <w:p>
@@ -7434,29 +7616,104 @@
     <w:p>
       <w:pPr>
         <w:pStyle w:val="Heading2"/>
-        <w:rPr/>
-      </w:pPr>
-      <w:bookmarkStart w:colFirst="0" w:colLast="0" w:name="_heading=h.u62js1v0g5w6" w:id="24"/>
-      <w:bookmarkEnd w:id="24"/>
-      <w:r>
-        <w:rPr>
-          <w:rtl w:val="0"/>
-        </w:rPr>
-        <w:t xml:space="preserve">UC4 – Visualizzazione dati lingua selezionata</w:t>
-      </w:r>
-    </w:p>
-    <w:p>
-      <w:pPr>
+        <w:rPr>
+          <w:sz w:val="2"/>
+          <w:szCs w:val="2"/>
+        </w:rPr>
+      </w:pPr>
+      <w:bookmarkStart w:colFirst="0" w:colLast="0" w:name="_heading=h.u62js1v0g5w6" w:id="26"/>
+      <w:bookmarkEnd w:id="26"/>
+      <w:r>
+        <w:rPr>
+          <w:rtl w:val="0"/>
+        </w:rPr>
+        <w:t xml:space="preserve">UC4 – Visualizza dati in lingua selezionata</w:t>
+      </w:r>
+      <w:r>
+        <w:rPr>
+          <w:rtl w:val="0"/>
+        </w:rPr>
+      </w:r>
+    </w:p>
+    <w:p>
+      <w:pPr>
+        <w:jc w:val="center"/>
+        <w:rPr>
+          <w:sz w:val="2"/>
+          <w:szCs w:val="2"/>
+        </w:rPr>
+      </w:pPr>
+      <w:r>
+        <w:rPr>
+          <w:sz w:val="2"/>
+          <w:szCs w:val="2"/>
+        </w:rPr>
+        <w:drawing>
+          <wp:inline distB="114300" distT="114300" distL="114300" distR="114300">
+            <wp:extent cx="2942325" cy="1970981"/>
+            <wp:effectExtent b="0" l="0" r="0" t="0"/>
+            <wp:docPr id="27" name="image6.png"/>
+            <a:graphic>
+              <a:graphicData uri="http://schemas.openxmlformats.org/drawingml/2006/picture">
+                <pic:pic>
+                  <pic:nvPicPr>
+                    <pic:cNvPr id="0" name="image6.png"/>
+                    <pic:cNvPicPr preferRelativeResize="0"/>
+                  </pic:nvPicPr>
+                  <pic:blipFill>
+                    <a:blip r:embed="rId22"/>
+                    <a:srcRect b="0" l="0" r="0" t="0"/>
+                    <a:stretch>
+                      <a:fillRect/>
+                    </a:stretch>
+                  </pic:blipFill>
+                  <pic:spPr>
+                    <a:xfrm>
+                      <a:off x="0" y="0"/>
+                      <a:ext cx="2942325" cy="1970981"/>
+                    </a:xfrm>
+                    <a:prstGeom prst="rect"/>
+                    <a:ln/>
+                  </pic:spPr>
+                </pic:pic>
+              </a:graphicData>
+            </a:graphic>
+          </wp:inline>
+        </w:drawing>
+      </w:r>
+      <w:r>
+        <w:rPr>
+          <w:rtl w:val="0"/>
+        </w:rPr>
+      </w:r>
+    </w:p>
+    <w:p>
+      <w:pPr>
+        <w:rPr>
+          <w:rFonts w:ascii="Calibri" w:cs="Calibri" w:eastAsia="Calibri" w:hAnsi="Calibri"/>
+          <w:b w:val="0"/>
+          <w:i w:val="0"/>
+          <w:smallCaps w:val="0"/>
+          <w:strike w:val="0"/>
+          <w:color w:val="000000"/>
+          <w:sz w:val="22"/>
+          <w:szCs w:val="22"/>
+          <w:u w:val="none"/>
+          <w:shd w:fill="auto" w:val="clear"/>
+          <w:vertAlign w:val="baseline"/>
+        </w:rPr>
+      </w:pPr>
+      <w:r>
         <w:rPr>
           <w:i w:val="1"/>
-        </w:rPr>
-      </w:pPr>
-      <w:r>
-        <w:rPr>
-          <w:i w:val="1"/>
-          <w:rtl w:val="0"/>
-        </w:rPr>
-        <w:t xml:space="preserve">Attori coinvolti</w:t>
+          <w:rtl w:val="0"/>
+        </w:rPr>
+        <w:t xml:space="preserve">Attori</w:t>
+      </w:r>
+      <w:r>
+        <w:rPr>
+          <w:rtl w:val="0"/>
+        </w:rPr>
       </w:r>
     </w:p>
     <w:p>
@@ -7509,113 +7766,7 @@
           <w:vertAlign w:val="baseline"/>
           <w:rtl w:val="0"/>
         </w:rPr>
-        <w:t xml:space="preserve">Admin User</w:t>
-      </w:r>
-    </w:p>
-    <w:p>
-      <w:pPr>
-        <w:keepNext w:val="0"/>
-        <w:keepLines w:val="0"/>
-        <w:pageBreakBefore w:val="0"/>
-        <w:widowControl w:val="1"/>
-        <w:numPr>
-          <w:ilvl w:val="0"/>
-          <w:numId w:val="8"/>
-        </w:numPr>
-        <w:pBdr>
-          <w:top w:space="0" w:sz="0" w:val="nil"/>
-          <w:left w:space="0" w:sz="0" w:val="nil"/>
-          <w:bottom w:space="0" w:sz="0" w:val="nil"/>
-          <w:right w:space="0" w:sz="0" w:val="nil"/>
-          <w:between w:space="0" w:sz="0" w:val="nil"/>
-        </w:pBdr>
-        <w:shd w:fill="auto" w:val="clear"/>
-        <w:spacing w:after="0" w:before="0" w:line="259" w:lineRule="auto"/>
-        <w:ind w:left="720" w:right="0" w:hanging="360"/>
-        <w:jc w:val="left"/>
-        <w:rPr>
-          <w:rFonts w:ascii="Calibri" w:cs="Calibri" w:eastAsia="Calibri" w:hAnsi="Calibri"/>
-          <w:b w:val="0"/>
-          <w:i w:val="0"/>
-          <w:smallCaps w:val="0"/>
-          <w:strike w:val="0"/>
-          <w:color w:val="000000"/>
-          <w:sz w:val="22"/>
-          <w:szCs w:val="22"/>
-          <w:u w:val="none"/>
-          <w:shd w:fill="auto" w:val="clear"/>
-          <w:vertAlign w:val="baseline"/>
-        </w:rPr>
-      </w:pPr>
-      <w:r>
-        <w:rPr>
-          <w:rFonts w:ascii="Calibri" w:cs="Calibri" w:eastAsia="Calibri" w:hAnsi="Calibri"/>
-          <w:b w:val="0"/>
-          <w:i w:val="0"/>
-          <w:smallCaps w:val="0"/>
-          <w:strike w:val="0"/>
-          <w:color w:val="000000"/>
-          <w:sz w:val="22"/>
-          <w:szCs w:val="22"/>
-          <w:u w:val="none"/>
-          <w:shd w:fill="auto" w:val="clear"/>
-          <w:vertAlign w:val="baseline"/>
-          <w:rtl w:val="0"/>
-        </w:rPr>
         <w:t xml:space="preserve">User</w:t>
-      </w:r>
-    </w:p>
-    <w:p>
-      <w:pPr>
-        <w:keepNext w:val="0"/>
-        <w:keepLines w:val="0"/>
-        <w:pageBreakBefore w:val="0"/>
-        <w:widowControl w:val="1"/>
-        <w:numPr>
-          <w:ilvl w:val="0"/>
-          <w:numId w:val="8"/>
-        </w:numPr>
-        <w:pBdr>
-          <w:top w:space="0" w:sz="0" w:val="nil"/>
-          <w:left w:space="0" w:sz="0" w:val="nil"/>
-          <w:bottom w:space="0" w:sz="0" w:val="nil"/>
-          <w:right w:space="0" w:sz="0" w:val="nil"/>
-          <w:between w:space="0" w:sz="0" w:val="nil"/>
-        </w:pBdr>
-        <w:shd w:fill="auto" w:val="clear"/>
-        <w:spacing w:after="160" w:before="0" w:line="259" w:lineRule="auto"/>
-        <w:ind w:left="720" w:right="0" w:hanging="360"/>
-        <w:jc w:val="left"/>
-        <w:rPr>
-          <w:rFonts w:ascii="Calibri" w:cs="Calibri" w:eastAsia="Calibri" w:hAnsi="Calibri"/>
-          <w:b w:val="0"/>
-          <w:i w:val="0"/>
-          <w:smallCaps w:val="0"/>
-          <w:strike w:val="0"/>
-          <w:color w:val="000000"/>
-          <w:sz w:val="22"/>
-          <w:szCs w:val="22"/>
-          <w:u w:val="none"/>
-          <w:shd w:fill="auto" w:val="clear"/>
-          <w:vertAlign w:val="baseline"/>
-        </w:rPr>
-      </w:pPr>
-      <w:r>
-        <w:rPr>
-          <w:rFonts w:ascii="Calibri" w:cs="Calibri" w:eastAsia="Calibri" w:hAnsi="Calibri"/>
-          <w:b w:val="0"/>
-          <w:i w:val="0"/>
-          <w:smallCaps w:val="0"/>
-          <w:strike w:val="0"/>
-          <w:color w:val="000000"/>
-          <w:sz w:val="22"/>
-          <w:szCs w:val="22"/>
-          <w:u w:val="none"/>
-          <w:shd w:fill="auto" w:val="clear"/>
-          <w:vertAlign w:val="baseline"/>
-          <w:rtl w:val="0"/>
-        </w:rPr>
-        <w:t xml:space="preserve">Content User</w:t>
       </w:r>
     </w:p>
     <w:p>
@@ -8269,7 +8420,7 @@
           <w:vertAlign w:val="baseline"/>
           <w:rtl w:val="0"/>
         </w:rPr>
-        <w:t xml:space="preserve">L’</w:t>
+        <w:t xml:space="preserve">L’ </w:t>
       </w:r>
       <w:r>
         <w:rPr>
@@ -8455,15 +8606,75 @@
     <w:p>
       <w:pPr>
         <w:pStyle w:val="Heading2"/>
-        <w:rPr/>
-      </w:pPr>
-      <w:bookmarkStart w:colFirst="0" w:colLast="0" w:name="_heading=h.rtpciamdp0yg" w:id="25"/>
-      <w:bookmarkEnd w:id="25"/>
-      <w:r>
-        <w:rPr>
-          <w:rtl w:val="0"/>
-        </w:rPr>
-        <w:t xml:space="preserve">UC5 – Creazione dati traduzione </w:t>
+        <w:rPr>
+          <w:sz w:val="2"/>
+          <w:szCs w:val="2"/>
+        </w:rPr>
+      </w:pPr>
+      <w:bookmarkStart w:colFirst="0" w:colLast="0" w:name="_heading=h.rtpciamdp0yg" w:id="27"/>
+      <w:bookmarkEnd w:id="27"/>
+      <w:r>
+        <w:rPr>
+          <w:rtl w:val="0"/>
+        </w:rPr>
+        <w:t xml:space="preserve">UC5 – Inserimento dati traduzione </w:t>
+      </w:r>
+      <w:r>
+        <w:rPr>
+          <w:rtl w:val="0"/>
+        </w:rPr>
+      </w:r>
+    </w:p>
+    <w:p>
+      <w:pPr>
+        <w:jc w:val="center"/>
+        <w:rPr>
+          <w:sz w:val="2"/>
+          <w:szCs w:val="2"/>
+        </w:rPr>
+      </w:pPr>
+      <w:r>
+        <w:rPr>
+          <w:sz w:val="2"/>
+          <w:szCs w:val="2"/>
+        </w:rPr>
+        <w:drawing>
+          <wp:inline distB="114300" distT="114300" distL="114300" distR="114300">
+            <wp:extent cx="3051201" cy="1991206"/>
+            <wp:effectExtent b="0" l="0" r="0" t="0"/>
+            <wp:docPr id="33" name="image15.png"/>
+            <a:graphic>
+              <a:graphicData uri="http://schemas.openxmlformats.org/drawingml/2006/picture">
+                <pic:pic>
+                  <pic:nvPicPr>
+                    <pic:cNvPr id="0" name="image15.png"/>
+                    <pic:cNvPicPr preferRelativeResize="0"/>
+                  </pic:nvPicPr>
+                  <pic:blipFill>
+                    <a:blip r:embed="rId23"/>
+                    <a:srcRect b="0" l="0" r="0" t="0"/>
+                    <a:stretch>
+                      <a:fillRect/>
+                    </a:stretch>
+                  </pic:blipFill>
+                  <pic:spPr>
+                    <a:xfrm>
+                      <a:off x="0" y="0"/>
+                      <a:ext cx="3051201" cy="1991206"/>
+                    </a:xfrm>
+                    <a:prstGeom prst="rect"/>
+                    <a:ln/>
+                  </pic:spPr>
+                </pic:pic>
+              </a:graphicData>
+            </a:graphic>
+          </wp:inline>
+        </w:drawing>
+      </w:r>
+      <w:r>
+        <w:rPr>
+          <w:rtl w:val="0"/>
+        </w:rPr>
       </w:r>
     </w:p>
     <w:p>
@@ -9572,15 +9783,75 @@
     <w:p>
       <w:pPr>
         <w:pStyle w:val="Heading2"/>
-        <w:rPr/>
-      </w:pPr>
-      <w:bookmarkStart w:colFirst="0" w:colLast="0" w:name="_heading=h.c0ld6ep3t0yi" w:id="26"/>
-      <w:bookmarkEnd w:id="26"/>
-      <w:r>
-        <w:rPr>
-          <w:rtl w:val="0"/>
-        </w:rPr>
-        <w:t xml:space="preserve">UC6 – Gestione richiesta di traduzione</w:t>
+        <w:rPr>
+          <w:sz w:val="2"/>
+          <w:szCs w:val="2"/>
+        </w:rPr>
+      </w:pPr>
+      <w:bookmarkStart w:colFirst="0" w:colLast="0" w:name="_heading=h.c0ld6ep3t0yi" w:id="28"/>
+      <w:bookmarkEnd w:id="28"/>
+      <w:r>
+        <w:rPr>
+          <w:rtl w:val="0"/>
+        </w:rPr>
+        <w:t xml:space="preserve">UC6 – Richiesta dati per traduzione</w:t>
+      </w:r>
+      <w:r>
+        <w:rPr>
+          <w:rtl w:val="0"/>
+        </w:rPr>
+      </w:r>
+    </w:p>
+    <w:p>
+      <w:pPr>
+        <w:jc w:val="center"/>
+        <w:rPr>
+          <w:sz w:val="2"/>
+          <w:szCs w:val="2"/>
+        </w:rPr>
+      </w:pPr>
+      <w:r>
+        <w:rPr>
+          <w:sz w:val="2"/>
+          <w:szCs w:val="2"/>
+        </w:rPr>
+        <w:drawing>
+          <wp:inline distB="114300" distT="114300" distL="114300" distR="114300">
+            <wp:extent cx="3328088" cy="2052321"/>
+            <wp:effectExtent b="0" l="0" r="0" t="0"/>
+            <wp:docPr id="30" name="image17.png"/>
+            <a:graphic>
+              <a:graphicData uri="http://schemas.openxmlformats.org/drawingml/2006/picture">
+                <pic:pic>
+                  <pic:nvPicPr>
+                    <pic:cNvPr id="0" name="image17.png"/>
+                    <pic:cNvPicPr preferRelativeResize="0"/>
+                  </pic:nvPicPr>
+                  <pic:blipFill>
+                    <a:blip r:embed="rId24"/>
+                    <a:srcRect b="0" l="0" r="0" t="0"/>
+                    <a:stretch>
+                      <a:fillRect/>
+                    </a:stretch>
+                  </pic:blipFill>
+                  <pic:spPr>
+                    <a:xfrm>
+                      <a:off x="0" y="0"/>
+                      <a:ext cx="3328088" cy="2052321"/>
+                    </a:xfrm>
+                    <a:prstGeom prst="rect"/>
+                    <a:ln/>
+                  </pic:spPr>
+                </pic:pic>
+              </a:graphicData>
+            </a:graphic>
+          </wp:inline>
+        </w:drawing>
+      </w:r>
+      <w:r>
+        <w:rPr>
+          <w:rtl w:val="0"/>
+        </w:rPr>
       </w:r>
     </w:p>
     <w:p>
@@ -9609,7 +9880,7 @@
         <w:rPr>
           <w:rtl w:val="0"/>
         </w:rPr>
-        <w:t xml:space="preserve">Tenant</w:t>
+        <w:t xml:space="preserve">Content User</w:t>
       </w:r>
     </w:p>
     <w:p>
@@ -9859,15 +10130,75 @@
     <w:p>
       <w:pPr>
         <w:pStyle w:val="Heading2"/>
-        <w:rPr/>
-      </w:pPr>
-      <w:bookmarkStart w:colFirst="0" w:colLast="0" w:name="_heading=h.bjj8pk7kxys6" w:id="27"/>
-      <w:bookmarkEnd w:id="27"/>
+        <w:rPr>
+          <w:sz w:val="2"/>
+          <w:szCs w:val="2"/>
+        </w:rPr>
+      </w:pPr>
+      <w:bookmarkStart w:colFirst="0" w:colLast="0" w:name="_heading=h.bjj8pk7kxys6" w:id="29"/>
+      <w:bookmarkEnd w:id="29"/>
       <w:r>
         <w:rPr>
           <w:rtl w:val="0"/>
         </w:rPr>
         <w:t xml:space="preserve">UC7 – Approvazione dati traduzione</w:t>
+      </w:r>
+      <w:r>
+        <w:rPr>
+          <w:rtl w:val="0"/>
+        </w:rPr>
+      </w:r>
+    </w:p>
+    <w:p>
+      <w:pPr>
+        <w:jc w:val="center"/>
+        <w:rPr>
+          <w:sz w:val="2"/>
+          <w:szCs w:val="2"/>
+        </w:rPr>
+      </w:pPr>
+      <w:r>
+        <w:rPr>
+          <w:sz w:val="2"/>
+          <w:szCs w:val="2"/>
+        </w:rPr>
+        <w:drawing>
+          <wp:inline distB="114300" distT="114300" distL="114300" distR="114300">
+            <wp:extent cx="2839455" cy="1116852"/>
+            <wp:effectExtent b="0" l="0" r="0" t="0"/>
+            <wp:docPr id="36" name="image8.png"/>
+            <a:graphic>
+              <a:graphicData uri="http://schemas.openxmlformats.org/drawingml/2006/picture">
+                <pic:pic>
+                  <pic:nvPicPr>
+                    <pic:cNvPr id="0" name="image8.png"/>
+                    <pic:cNvPicPr preferRelativeResize="0"/>
+                  </pic:nvPicPr>
+                  <pic:blipFill>
+                    <a:blip r:embed="rId25"/>
+                    <a:srcRect b="0" l="0" r="0" t="0"/>
+                    <a:stretch>
+                      <a:fillRect/>
+                    </a:stretch>
+                  </pic:blipFill>
+                  <pic:spPr>
+                    <a:xfrm>
+                      <a:off x="0" y="0"/>
+                      <a:ext cx="2839455" cy="1116852"/>
+                    </a:xfrm>
+                    <a:prstGeom prst="rect"/>
+                    <a:ln/>
+                  </pic:spPr>
+                </pic:pic>
+              </a:graphicData>
+            </a:graphic>
+          </wp:inline>
+        </w:drawing>
+      </w:r>
+      <w:r>
+        <w:rPr>
+          <w:rtl w:val="0"/>
+        </w:rPr>
       </w:r>
     </w:p>
     <w:p>
@@ -9934,7 +10265,7 @@
           <w:vertAlign w:val="baseline"/>
           <w:rtl w:val="0"/>
         </w:rPr>
-        <w:t xml:space="preserve">Admin User</w:t>
+        <w:t xml:space="preserve">Admin</w:t>
       </w:r>
     </w:p>
     <w:p>
@@ -10798,8 +11129,24 @@
         <w:pStyle w:val="Heading2"/>
         <w:rPr/>
       </w:pPr>
-      <w:bookmarkStart w:colFirst="0" w:colLast="0" w:name="_heading=h.cjeuvcjrjgm9" w:id="28"/>
-      <w:bookmarkEnd w:id="28"/>
+      <w:bookmarkStart w:colFirst="0" w:colLast="0" w:name="_heading=h.cjeuvcjrjgm9" w:id="30"/>
+      <w:bookmarkEnd w:id="30"/>
+      <w:r>
+        <w:br w:type="page"/>
+      </w:r>
+      <w:r>
+        <w:rPr>
+          <w:rtl w:val="0"/>
+        </w:rPr>
+      </w:r>
+    </w:p>
+    <w:p>
+      <w:pPr>
+        <w:pStyle w:val="Heading2"/>
+        <w:rPr/>
+      </w:pPr>
+      <w:bookmarkStart w:colFirst="0" w:colLast="0" w:name="_heading=h.ydqxj54mdtsp" w:id="31"/>
+      <w:bookmarkEnd w:id="31"/>
       <w:r>
         <w:rPr>
           <w:rtl w:val="0"/>
@@ -10833,7 +11180,7 @@
         <w:rPr>
           <w:rtl w:val="0"/>
         </w:rPr>
-        <w:t xml:space="preserve">Tenant</w:t>
+        <w:t xml:space="preserve">Utente corrispettivo al punto di estensione (Tutti)</w:t>
       </w:r>
     </w:p>
     <w:p>
@@ -11000,15 +11347,135 @@
           <w:rtl w:val="0"/>
         </w:rPr>
         <w:t xml:space="preserve">rende visualizzabile un messaggio di errore esplicativo e rende disponibile un’azione in base al tipo di utente</w:t>
+        <w:br w:type="textWrapping"/>
+      </w:r>
+    </w:p>
+    <w:p>
+      <w:pPr>
+        <w:rPr/>
+      </w:pPr>
+      <w:r>
+        <w:rPr>
+          <w:rtl w:val="0"/>
+        </w:rPr>
+      </w:r>
+    </w:p>
+    <w:p>
+      <w:pPr>
+        <w:rPr/>
+      </w:pPr>
+      <w:r>
+        <w:rPr>
+          <w:rtl w:val="0"/>
+        </w:rPr>
+      </w:r>
+    </w:p>
+    <w:p>
+      <w:pPr>
+        <w:rPr/>
+      </w:pPr>
+      <w:r>
+        <w:rPr>
+          <w:rtl w:val="0"/>
+        </w:rPr>
+      </w:r>
+    </w:p>
+    <w:p>
+      <w:pPr>
+        <w:rPr/>
+      </w:pPr>
+      <w:r>
+        <w:rPr>
+          <w:rtl w:val="0"/>
+        </w:rPr>
+      </w:r>
+    </w:p>
+    <w:p>
+      <w:pPr>
+        <w:rPr/>
+      </w:pPr>
+      <w:r>
+        <w:rPr>
+          <w:rtl w:val="0"/>
+        </w:rPr>
+      </w:r>
+    </w:p>
+    <w:p>
+      <w:pPr>
+        <w:rPr/>
+      </w:pPr>
+      <w:r>
+        <w:rPr>
+          <w:rtl w:val="0"/>
+        </w:rPr>
       </w:r>
     </w:p>
     <w:p>
       <w:pPr>
         <w:ind w:left="0" w:firstLine="0"/>
+        <w:jc w:val="center"/>
         <w:rPr>
           <w:i w:val="1"/>
         </w:rPr>
       </w:pPr>
+      <w:r>
+        <w:rPr>
+          <w:i w:val="1"/>
+        </w:rPr>
+        <w:drawing>
+          <wp:inline distB="114300" distT="114300" distL="114300" distR="114300">
+            <wp:extent cx="5033063" cy="5452484"/>
+            <wp:effectExtent b="0" l="0" r="0" t="0"/>
+            <wp:docPr id="28" name="image2.png"/>
+            <a:graphic>
+              <a:graphicData uri="http://schemas.openxmlformats.org/drawingml/2006/picture">
+                <pic:pic>
+                  <pic:nvPicPr>
+                    <pic:cNvPr id="0" name="image2.png"/>
+                    <pic:cNvPicPr preferRelativeResize="0"/>
+                  </pic:nvPicPr>
+                  <pic:blipFill>
+                    <a:blip r:embed="rId26"/>
+                    <a:srcRect b="0" l="0" r="0" t="0"/>
+                    <a:stretch>
+                      <a:fillRect/>
+                    </a:stretch>
+                  </pic:blipFill>
+                  <pic:spPr>
+                    <a:xfrm>
+                      <a:off x="0" y="0"/>
+                      <a:ext cx="5033063" cy="5452484"/>
+                    </a:xfrm>
+                    <a:prstGeom prst="rect"/>
+                    <a:ln/>
+                  </pic:spPr>
+                </pic:pic>
+              </a:graphicData>
+            </a:graphic>
+          </wp:inline>
+        </w:drawing>
+      </w:r>
+      <w:r>
+        <w:rPr>
+          <w:rtl w:val="0"/>
+        </w:rPr>
+      </w:r>
+    </w:p>
+    <w:p>
+      <w:pPr>
+        <w:ind w:left="0" w:firstLine="0"/>
+        <w:jc w:val="center"/>
+        <w:rPr>
+          <w:i w:val="1"/>
+        </w:rPr>
+      </w:pPr>
+      <w:r>
+        <w:rPr>
+          <w:i w:val="1"/>
+          <w:rtl w:val="0"/>
+        </w:rPr>
+        <w:t xml:space="preserve">Tabella raffigurante l’UML dell’intero sistema</w:t>
+      </w:r>
       <w:r>
         <w:br w:type="page"/>
       </w:r>
@@ -11024,8 +11491,8 @@
         <w:spacing w:line="276" w:lineRule="auto"/>
         <w:rPr/>
       </w:pPr>
-      <w:bookmarkStart w:colFirst="0" w:colLast="0" w:name="_heading=h.1e6aluibht4h" w:id="29"/>
-      <w:bookmarkEnd w:id="29"/>
+      <w:bookmarkStart w:colFirst="0" w:colLast="0" w:name="_heading=h.1e6aluibht4h" w:id="32"/>
+      <w:bookmarkEnd w:id="32"/>
       <w:r>
         <w:rPr>
           <w:rtl w:val="0"/>
@@ -11144,8 +11611,8 @@
         <w:spacing w:line="276" w:lineRule="auto"/>
         <w:rPr/>
       </w:pPr>
-      <w:bookmarkStart w:colFirst="0" w:colLast="0" w:name="_heading=h.n8u7itgtm0an" w:id="30"/>
-      <w:bookmarkEnd w:id="30"/>
+      <w:bookmarkStart w:colFirst="0" w:colLast="0" w:name="_heading=h.n8u7itgtm0an" w:id="33"/>
+      <w:bookmarkEnd w:id="33"/>
       <w:r>
         <w:rPr>
           <w:rtl w:val="0"/>
@@ -11698,7 +12165,7 @@
               <w:rPr>
                 <w:rtl w:val="0"/>
               </w:rPr>
-              <w:t xml:space="preserve">L’utente dovrà visualizzare i propri dati nella lingua selezionata</w:t>
+              <w:t xml:space="preserve">Il tenant dovrà fornire i dati necessari alla richiesta di traduzione</w:t>
             </w:r>
           </w:p>
         </w:tc>
@@ -12377,7 +12844,7 @@
               <w:rPr>
                 <w:rtl w:val="0"/>
               </w:rPr>
-              <w:t xml:space="preserve">UC1</w:t>
+              <w:t xml:space="preserve">UC8</w:t>
             </w:r>
           </w:p>
         </w:tc>
@@ -13122,8 +13589,8 @@
         <w:spacing w:line="276" w:lineRule="auto"/>
         <w:rPr/>
       </w:pPr>
-      <w:bookmarkStart w:colFirst="0" w:colLast="0" w:name="_heading=h.2exa6ma3vdr8" w:id="31"/>
-      <w:bookmarkEnd w:id="31"/>
+      <w:bookmarkStart w:colFirst="0" w:colLast="0" w:name="_heading=h.2exa6ma3vdr8" w:id="34"/>
+      <w:bookmarkEnd w:id="34"/>
       <w:r>
         <w:rPr>
           <w:rtl w:val="0"/>
@@ -13728,8 +14195,8 @@
         <w:pStyle w:val="Heading2"/>
         <w:rPr/>
       </w:pPr>
-      <w:bookmarkStart w:colFirst="0" w:colLast="0" w:name="_heading=h.cximuas69100" w:id="32"/>
-      <w:bookmarkEnd w:id="32"/>
+      <w:bookmarkStart w:colFirst="0" w:colLast="0" w:name="_heading=h.cximuas69100" w:id="35"/>
+      <w:bookmarkEnd w:id="35"/>
       <w:r>
         <w:rPr>
           <w:rtl w:val="0"/>
@@ -14442,8 +14909,8 @@
         <w:spacing w:line="276" w:lineRule="auto"/>
         <w:rPr/>
       </w:pPr>
-      <w:bookmarkStart w:colFirst="0" w:colLast="0" w:name="_heading=h.cv4227w6dnti" w:id="33"/>
-      <w:bookmarkEnd w:id="33"/>
+      <w:bookmarkStart w:colFirst="0" w:colLast="0" w:name="_heading=h.cv4227w6dnti" w:id="36"/>
+      <w:bookmarkEnd w:id="36"/>
       <w:r>
         <w:rPr>
           <w:rtl w:val="0"/>
@@ -14481,8 +14948,8 @@
         <w:spacing w:line="276" w:lineRule="auto"/>
         <w:rPr/>
       </w:pPr>
-      <w:bookmarkStart w:colFirst="0" w:colLast="0" w:name="_heading=h.bvu3bahbfhgl" w:id="34"/>
-      <w:bookmarkEnd w:id="34"/>
+      <w:bookmarkStart w:colFirst="0" w:colLast="0" w:name="_heading=h.bvu3bahbfhgl" w:id="37"/>
+      <w:bookmarkEnd w:id="37"/>
       <w:r>
         <w:rPr>
           <w:rtl w:val="0"/>
@@ -14497,8 +14964,8 @@
         <w:pStyle w:val="Heading3"/>
         <w:rPr/>
       </w:pPr>
-      <w:bookmarkStart w:colFirst="0" w:colLast="0" w:name="_heading=h.u6nw7x9ic381" w:id="35"/>
-      <w:bookmarkEnd w:id="35"/>
+      <w:bookmarkStart w:colFirst="0" w:colLast="0" w:name="_heading=h.u6nw7x9ic381" w:id="38"/>
+      <w:bookmarkEnd w:id="38"/>
       <w:r>
         <w:rPr>
           <w:rtl w:val="0"/>
@@ -15566,8 +16033,8 @@
         <w:pStyle w:val="Heading3"/>
         <w:rPr/>
       </w:pPr>
-      <w:bookmarkStart w:colFirst="0" w:colLast="0" w:name="_heading=h.mfr7m829npg2" w:id="36"/>
-      <w:bookmarkEnd w:id="36"/>
+      <w:bookmarkStart w:colFirst="0" w:colLast="0" w:name="_heading=h.mfr7m829npg2" w:id="39"/>
+      <w:bookmarkEnd w:id="39"/>
       <w:r>
         <w:rPr>
           <w:rtl w:val="0"/>
@@ -17173,8 +17640,8 @@
         <w:pStyle w:val="Heading2"/>
         <w:rPr/>
       </w:pPr>
-      <w:bookmarkStart w:colFirst="0" w:colLast="0" w:name="_heading=h.e7gsc6d7z4in" w:id="37"/>
-      <w:bookmarkEnd w:id="37"/>
+      <w:bookmarkStart w:colFirst="0" w:colLast="0" w:name="_heading=h.e7gsc6d7z4in" w:id="40"/>
+      <w:bookmarkEnd w:id="40"/>
       <w:r>
         <w:rPr>
           <w:rtl w:val="0"/>
@@ -17634,79 +18101,17 @@
       </w:r>
     </w:p>
     <w:sectPr>
-      <w:headerReference r:id="rId21" w:type="default"/>
-      <w:headerReference r:id="rId22" w:type="first"/>
-      <w:footerReference r:id="rId23" w:type="default"/>
-      <w:footerReference r:id="rId24" w:type="first"/>
+      <w:headerReference r:id="rId27" w:type="default"/>
+      <w:headerReference r:id="rId28" w:type="first"/>
+      <w:footerReference r:id="rId29" w:type="default"/>
+      <w:footerReference r:id="rId30" w:type="first"/>
       <w:pgSz w:h="16838" w:w="11906" w:orient="portrait"/>
       <w:pgMar w:bottom="1440" w:top="1440" w:left="1417.3228346456694" w:right="1440" w:header="720" w:footer="720"/>
-      <w:pgNumType w:start="0"/>
+      <w:pgNumType w:start="1"/>
       <w:titlePg w:val="1"/>
     </w:sectPr>
   </w:body>
 </w:document>
-</file>
-
-<file path=word/comments.xml><?xml version="1.0" encoding="utf-8"?>
-<w:comments xmlns:mc="http://schemas.openxmlformats.org/markup-compatibility/2006" xmlns:o="urn:schemas-microsoft-com:office:office" xmlns:r="http://schemas.openxmlformats.org/officeDocument/2006/relationships" xmlns:m="http://schemas.openxmlformats.org/officeDocument/2006/math" xmlns:v="urn:schemas-microsoft-com:vml" xmlns:wp="http://schemas.openxmlformats.org/drawingml/2006/wordprocessingDrawing" xmlns:w10="urn:schemas-microsoft-com:office:word" xmlns:w="http://schemas.openxmlformats.org/wordprocessingml/2006/main" xmlns:wne="http://schemas.microsoft.com/office/word/2006/wordml" xmlns:sl="http://schemas.openxmlformats.org/schemaLibrary/2006/main" xmlns:a="http://schemas.openxmlformats.org/drawingml/2006/main" xmlns:pic="http://schemas.openxmlformats.org/drawingml/2006/picture" xmlns:c="http://schemas.openxmlformats.org/drawingml/2006/chart" xmlns:lc="http://schemas.openxmlformats.org/drawingml/2006/lockedCanvas" xmlns:dgm="http://schemas.openxmlformats.org/drawingml/2006/diagram" xmlns:wps="http://schemas.microsoft.com/office/word/2010/wordprocessingShape" xmlns:wpg="http://schemas.microsoft.com/office/word/2010/wordprocessingGroup" xmlns:w14="http://schemas.microsoft.com/office/word/2010/wordml" xmlns:w15="http://schemas.microsoft.com/office/word/2012/wordml">
-  <w:comment w:author="Milo Spadotto" w:id="0" w:date="2022-12-15T15:49:17Z">
-    <w:p>
-      <w:pPr>
-        <w:keepNext w:val="0"/>
-        <w:keepLines w:val="0"/>
-        <w:pageBreakBefore w:val="0"/>
-        <w:widowControl w:val="0"/>
-        <w:pBdr>
-          <w:top w:space="0" w:sz="0" w:val="nil"/>
-          <w:left w:space="0" w:sz="0" w:val="nil"/>
-          <w:bottom w:space="0" w:sz="0" w:val="nil"/>
-          <w:right w:space="0" w:sz="0" w:val="nil"/>
-          <w:between w:space="0" w:sz="0" w:val="nil"/>
-        </w:pBdr>
-        <w:shd w:fill="auto" w:val="clear"/>
-        <w:spacing w:after="0" w:before="0" w:line="240" w:lineRule="auto"/>
-        <w:ind w:left="0" w:right="0" w:firstLine="0"/>
-        <w:jc w:val="left"/>
-        <w:rPr>
-          <w:rFonts w:ascii="Arial" w:cs="Arial" w:eastAsia="Arial" w:hAnsi="Arial"/>
-          <w:b w:val="0"/>
-          <w:i w:val="0"/>
-          <w:smallCaps w:val="0"/>
-          <w:strike w:val="0"/>
-          <w:color w:val="000000"/>
-          <w:sz w:val="22"/>
-          <w:szCs w:val="22"/>
-          <w:u w:val="none"/>
-          <w:shd w:fill="auto" w:val="clear"/>
-          <w:vertAlign w:val="baseline"/>
-        </w:rPr>
-      </w:pPr>
-      <w:r>
-        <w:rPr>
-          <w:rFonts w:ascii="Arial" w:cs="Arial" w:eastAsia="Arial" w:hAnsi="Arial"/>
-          <w:b w:val="0"/>
-          <w:i w:val="0"/>
-          <w:smallCaps w:val="0"/>
-          <w:strike w:val="0"/>
-          <w:color w:val="000000"/>
-          <w:sz w:val="22"/>
-          <w:szCs w:val="22"/>
-          <w:u w:val="none"/>
-          <w:shd w:fill="auto" w:val="clear"/>
-          <w:vertAlign w:val="baseline"/>
-          <w:rtl w:val="0"/>
-        </w:rPr>
-        <w:t xml:space="preserve">non mi piace come è scritto e non mi viene in mente nulla per descriverlo meglio</w:t>
-      </w:r>
-    </w:p>
-  </w:comment>
-</w:comments>
-</file>
-
-<file path=word/commentsExtended.xml><?xml version="1.0" encoding="utf-8"?>
-<w15:commentsEx xmlns:mc="http://schemas.openxmlformats.org/markup-compatibility/2006" xmlns:o="urn:schemas-microsoft-com:office:office" xmlns:r="http://schemas.openxmlformats.org/officeDocument/2006/relationships" xmlns:m="http://schemas.openxmlformats.org/officeDocument/2006/math" xmlns:v="urn:schemas-microsoft-com:vml" xmlns:wp="http://schemas.openxmlformats.org/drawingml/2006/wordprocessingDrawing" xmlns:w10="urn:schemas-microsoft-com:office:word" xmlns:w="http://schemas.openxmlformats.org/wordprocessingml/2006/main" xmlns:wne="http://schemas.microsoft.com/office/word/2006/wordml" xmlns:sl="http://schemas.openxmlformats.org/schemaLibrary/2006/main" xmlns:a="http://schemas.openxmlformats.org/drawingml/2006/main" xmlns:pic="http://schemas.openxmlformats.org/drawingml/2006/picture" xmlns:c="http://schemas.openxmlformats.org/drawingml/2006/chart" xmlns:lc="http://schemas.openxmlformats.org/drawingml/2006/lockedCanvas" xmlns:dgm="http://schemas.openxmlformats.org/drawingml/2006/diagram" xmlns:wps="http://schemas.microsoft.com/office/word/2010/wordprocessingShape" xmlns:wpg="http://schemas.microsoft.com/office/word/2010/wordprocessingGroup" xmlns:w14="http://schemas.microsoft.com/office/word/2010/wordml" xmlns:w15="http://schemas.microsoft.com/office/word/2012/wordml">
-  <w15:commentEx w15:paraId="000002BE" w15:done="0"/>
-</w15:commentsEx>
 </file>
 
 <file path=word/footer1.xml><?xml version="1.0" encoding="utf-8"?>
@@ -17731,7 +18136,7 @@
       </w:tabs>
       <w:spacing w:after="0" w:before="0" w:line="240" w:lineRule="auto"/>
       <w:ind w:left="0" w:right="0" w:firstLine="0"/>
-      <w:jc w:val="left"/>
+      <w:jc w:val="right"/>
       <w:rPr>
         <w:rFonts w:ascii="Calibri" w:cs="Calibri" w:eastAsia="Calibri" w:hAnsi="Calibri"/>
         <w:b w:val="0"/>
@@ -17746,6 +18151,13 @@
         <w:vertAlign w:val="baseline"/>
       </w:rPr>
     </w:pPr>
+    <w:r>
+      <w:rPr/>
+      <w:fldChar w:fldCharType="begin"/>
+      <w:instrText xml:space="preserve">PAGE</w:instrText>
+      <w:fldChar w:fldCharType="separate"/>
+      <w:fldChar w:fldCharType="end"/>
+    </w:r>
     <w:r>
       <w:rPr>
         <w:rtl w:val="0"/>
@@ -17849,12 +18261,12 @@
               <wp:extent cx="3916680" cy="1257300"/>
               <wp:effectExtent b="0" l="0" r="0" t="0"/>
               <wp:wrapNone/>
-              <wp:docPr id="22" name="image3.png"/>
+              <wp:docPr id="22" name="image7.png"/>
               <a:graphic>
                 <a:graphicData uri="http://schemas.openxmlformats.org/drawingml/2006/picture">
                   <pic:pic>
                     <pic:nvPicPr>
-                      <pic:cNvPr id="0" name="image3.png"/>
+                      <pic:cNvPr id="0" name="image7.png"/>
                       <pic:cNvPicPr preferRelativeResize="0"/>
                     </pic:nvPicPr>
                     <pic:blipFill>
@@ -17893,12 +18305,12 @@
           <wp:extent cx="2379980" cy="302895"/>
           <wp:effectExtent b="0" l="0" r="0" t="0"/>
           <wp:wrapSquare wrapText="bothSides" distB="0" distT="0" distL="114300" distR="114300"/>
-          <wp:docPr descr="Logo&#10;&#10;Description automatically generated" id="31" name="image10.png"/>
+          <wp:docPr descr="Logo&#10;&#10;Description automatically generated" id="39" name="image18.png"/>
           <a:graphic>
             <a:graphicData uri="http://schemas.openxmlformats.org/drawingml/2006/picture">
               <pic:pic>
                 <pic:nvPicPr>
-                  <pic:cNvPr descr="Logo&#10;&#10;Description automatically generated" id="0" name="image10.png"/>
+                  <pic:cNvPr descr="Logo&#10;&#10;Description automatically generated" id="0" name="image18.png"/>
                   <pic:cNvPicPr preferRelativeResize="0"/>
                 </pic:nvPicPr>
                 <pic:blipFill>
@@ -17948,7 +18360,7 @@
       </w:tabs>
       <w:spacing w:after="0" w:before="0" w:line="240" w:lineRule="auto"/>
       <w:ind w:left="0" w:right="0" w:firstLine="0"/>
-      <w:jc w:val="left"/>
+      <w:jc w:val="right"/>
       <w:rPr>
         <w:rFonts w:ascii="Calibri" w:cs="Calibri" w:eastAsia="Calibri" w:hAnsi="Calibri"/>
         <w:b w:val="0"/>
@@ -17963,6 +18375,13 @@
         <w:vertAlign w:val="baseline"/>
       </w:rPr>
     </w:pPr>
+    <w:r>
+      <w:rPr/>
+      <w:fldChar w:fldCharType="begin"/>
+      <w:instrText xml:space="preserve">PAGE</w:instrText>
+      <w:fldChar w:fldCharType="separate"/>
+      <w:fldChar w:fldCharType="end"/>
+    </w:r>
     <w:r>
       <w:rPr>
         <w:rtl w:val="0"/>
@@ -18040,12 +18459,12 @@
               <wp:extent cx="7553325" cy="1090974"/>
               <wp:effectExtent b="0" l="0" r="0" t="0"/>
               <wp:wrapNone/>
-              <wp:docPr id="26" name="image8.png"/>
+              <wp:docPr id="26" name="image14.png"/>
               <a:graphic>
                 <a:graphicData uri="http://schemas.openxmlformats.org/drawingml/2006/picture">
                   <pic:pic>
                     <pic:nvPicPr>
-                      <pic:cNvPr id="0" name="image8.png"/>
+                      <pic:cNvPr id="0" name="image14.png"/>
                       <pic:cNvPicPr preferRelativeResize="0"/>
                     </pic:nvPicPr>
                     <pic:blipFill>
@@ -18143,12 +18562,12 @@
               <wp:extent cx="7553325" cy="1090974"/>
               <wp:effectExtent b="0" l="0" r="0" t="0"/>
               <wp:wrapNone/>
-              <wp:docPr id="25" name="image7.png"/>
+              <wp:docPr id="25" name="image13.png"/>
               <a:graphic>
                 <a:graphicData uri="http://schemas.openxmlformats.org/drawingml/2006/picture">
                   <pic:pic>
                     <pic:nvPicPr>
-                      <pic:cNvPr id="0" name="image7.png"/>
+                      <pic:cNvPr id="0" name="image13.png"/>
                       <pic:cNvPicPr preferRelativeResize="0"/>
                     </pic:nvPicPr>
                     <pic:blipFill>
@@ -18292,12 +18711,12 @@
               <wp:extent cx="7553325" cy="1034284"/>
               <wp:effectExtent b="0" l="0" r="0" t="0"/>
               <wp:wrapNone/>
-              <wp:docPr id="24" name="image6.png"/>
+              <wp:docPr id="24" name="image12.png"/>
               <a:graphic>
                 <a:graphicData uri="http://schemas.openxmlformats.org/drawingml/2006/picture">
                   <pic:pic>
                     <pic:nvPicPr>
-                      <pic:cNvPr id="0" name="image6.png"/>
+                      <pic:cNvPr id="0" name="image12.png"/>
                       <pic:cNvPicPr preferRelativeResize="0"/>
                     </pic:nvPicPr>
                     <pic:blipFill>
@@ -18395,12 +18814,12 @@
               <wp:extent cx="7553325" cy="1034284"/>
               <wp:effectExtent b="0" l="0" r="0" t="0"/>
               <wp:wrapNone/>
-              <wp:docPr id="23" name="image4.png"/>
+              <wp:docPr id="23" name="image10.png"/>
               <a:graphic>
                 <a:graphicData uri="http://schemas.openxmlformats.org/drawingml/2006/picture">
                   <pic:pic>
                     <pic:nvPicPr>
-                      <pic:cNvPr id="0" name="image4.png"/>
+                      <pic:cNvPr id="0" name="image10.png"/>
                       <pic:cNvPicPr preferRelativeResize="0"/>
                     </pic:nvPicPr>
                     <pic:blipFill>
@@ -24406,7 +24825,7 @@
 
 <file path=customXML/item1.xml><?xml version="1.0" encoding="utf-8"?>
 <go:gDocsCustomXmlDataStorage xmlns:go="http://customooxmlschemas.google.com/" xmlns:r="http://schemas.openxmlformats.org/officeDocument/2006/relationships">
-  <go:docsCustomData xmlns:go="http://customooxmlschemas.google.com/" roundtripDataSignature="AMtx7mhDB6PFDz4bVoHOeQwc0bYFlz/5/A==">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</go:docsCustomData>
+  <go:docsCustomData xmlns:go="http://customooxmlschemas.google.com/" roundtripDataSignature="AMtx7mhue8p2VyIhuUWsmK4Vb0IIFtSKng==">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</go:docsCustomData>
 </go:gDocsCustomXmlDataStorage>
 </file>
 
